--- a/docs/deliverables/09-AI反向澄清记录.docx
+++ b/docs/deliverables/09-AI反向澄清记录.docx
@@ -565,14 +565,29 @@
     <w:p>
       <w:pPr>
         <w:pStyle w:val="1"/>
-      </w:pPr>
-      <w:r>
+        <w:spacing w:before="240" w:after="160"/>
+      </w:pPr>
+      <w:r>
+        <w:rPr>
+          <w:rFonts w:eastAsia="黑体"/>
+          <w:b/>
+          <w:bCs/>
+        </w:rPr>
         <w:t>1 使用方法</w:t>
       </w:r>
     </w:p>
     <w:p>
-      <w:pPr/>
-      <w:r>
+      <w:pPr>
+        <w:spacing w:after="100" w:line="360" w:lineRule="auto"/>
+        <w:ind w:firstLine="475"/>
+      </w:pPr>
+      <w:r>
+        <w:rPr>
+          <w:rFonts w:eastAsia="宋体"/>
+          <w:color w:val="000000"/>
+          <w:sz w:val="24"/>
+          <w:szCs w:val="24"/>
+        </w:rPr>
         <w:t>AI 反向澄清用于识别“写成需求后仍可能导致范围、责任、接口或验收误解”的问题。每一条记录均包含问题、影响、既有人工裁决、双镜像落点及尚待验证的证据。本轮不新增、删除或改变功能、★属性、数字、责任或验收强度；若出现超出既有裁决的新问题，必须进入 Issue/Change 流程，不得静默填补。</w:t>
       </w:r>
     </w:p>
@@ -880,20 +895,12 @@
     </w:tbl>
     <w:p>
       <w:pPr>
-        <w:pStyle w:val="1"/>
-      </w:pPr>
-      <w:r>
-        <w:t>2 澄清记录</w:t>
-      </w:r>
-    </w:p>
-    <w:p>
-      <w:pPr>
         <w:jc w:val="center"/>
       </w:pPr>
       <w:r>
         <w:drawing>
           <wp:inline xmlns:a="http://schemas.openxmlformats.org/drawingml/2006/main" xmlns:pic="http://schemas.openxmlformats.org/drawingml/2006/picture">
-            <wp:extent cx="5486400" cy="1668780"/>
+            <wp:extent cx="5580000" cy="1764036"/>
             <wp:docPr id="1" name="Picture 1"/>
             <wp:cNvGraphicFramePr>
               <a:graphicFrameLocks noChangeAspect="1"/>
@@ -914,7 +921,7 @@
                   <pic:spPr>
                     <a:xfrm>
                       <a:off x="0" y="0"/>
-                      <a:ext cx="5486400" cy="1668780"/>
+                      <a:ext cx="5580000" cy="1764036"/>
                     </a:xfrm>
                     <a:prstGeom prst="rect"/>
                   </pic:spPr>
@@ -927,1391 +934,2465 @@
     </w:p>
     <w:p>
       <w:pPr>
+        <w:pStyle w:val="a"/>
         <w:jc w:val="center"/>
       </w:pPr>
       <w:r>
+        <w:rPr>
+          <w:rFonts w:eastAsia="宋体"/>
+          <w:b/>
+          <w:color w:val="000000"/>
+          <w:sz w:val="18"/>
+        </w:rPr>
         <w:t>图 1-1  AI 反向澄清裁决闭环</w:t>
       </w:r>
     </w:p>
     <w:p>
       <w:pPr>
+        <w:pStyle w:val="1"/>
+        <w:spacing w:before="240" w:after="160"/>
+      </w:pPr>
+      <w:r>
+        <w:rPr>
+          <w:rFonts w:eastAsia="黑体"/>
+          <w:b/>
+          <w:bCs/>
+        </w:rPr>
+        <w:t>2 澄清记录</w:t>
+      </w:r>
+    </w:p>
+    <w:p>
+      <w:pPr>
         <w:pStyle w:val="2"/>
-      </w:pPr>
-      <w:r>
+        <w:spacing w:before="200" w:after="120"/>
+      </w:pPr>
+      <w:r>
+        <w:rPr>
+          <w:rFonts w:eastAsia="黑体"/>
+          <w:b/>
+          <w:bCs/>
+          <w:sz w:val="28"/>
+          <w:szCs w:val="28"/>
+        </w:rPr>
         <w:t>G2-CLR-001｜视频录像、回放与保存责任</w:t>
       </w:r>
     </w:p>
     <w:p>
       <w:pPr>
+        <w:spacing w:after="100" w:line="360" w:lineRule="auto"/>
+        <w:ind w:firstLine="475"/>
+      </w:pPr>
+      <w:r>
+        <w:rPr>
+          <w:rFonts w:eastAsia="宋体"/>
+          <w:color w:val="000000"/>
+          <w:sz w:val="24"/>
+          <w:szCs w:val="24"/>
+        </w:rPr>
+        <w:t>AI 反向问题</w:t>
+      </w:r>
+      <w:r>
+        <w:rPr>
+          <w:rFonts w:eastAsia="宋体"/>
+          <w:color w:val="000000"/>
+          <w:sz w:val="24"/>
+          <w:szCs w:val="24"/>
+        </w:rPr>
+        <w:t>：历史录像回放是强制能力时，本项目是否要新建录像平台并承诺保存时长？</w:t>
+      </w:r>
+    </w:p>
+    <w:p>
+      <w:pPr>
+        <w:spacing w:after="100" w:line="360" w:lineRule="auto"/>
+        <w:ind w:firstLine="475"/>
+      </w:pPr>
+      <w:r>
+        <w:rPr>
+          <w:rFonts w:eastAsia="宋体"/>
+          <w:color w:val="000000"/>
+          <w:sz w:val="24"/>
+          <w:szCs w:val="24"/>
+        </w:rPr>
+        <w:t>影响</w:t>
+      </w:r>
+      <w:r>
+        <w:rPr>
+          <w:rFonts w:eastAsia="宋体"/>
+          <w:color w:val="000000"/>
+          <w:sz w:val="24"/>
+          <w:szCs w:val="24"/>
+        </w:rPr>
+        <w:t>：若把既有录像存储纳入本项目，将错误扩大采购、部署、容量和验收责任；若弱化回放，则会遗漏强制功能。</w:t>
+      </w:r>
+    </w:p>
+    <w:p>
+      <w:pPr>
+        <w:spacing w:after="100" w:line="360" w:lineRule="auto"/>
+        <w:ind w:firstLine="475"/>
+      </w:pPr>
+      <w:r>
+        <w:rPr>
+          <w:rFonts w:eastAsia="宋体"/>
+          <w:color w:val="000000"/>
+          <w:sz w:val="24"/>
+          <w:szCs w:val="24"/>
+        </w:rPr>
+        <w:t>既有人工裁决</w:t>
+      </w:r>
+      <w:r>
+        <w:rPr>
+          <w:rFonts w:eastAsia="宋体"/>
+          <w:color w:val="000000"/>
+          <w:sz w:val="24"/>
+          <w:szCs w:val="24"/>
+        </w:rPr>
+        <w:t>：历史录像回放为强制要求；录像产生、存储和不少于 30 天保存由既有视频系统负责；本项目负责接口接入、实时调阅、历史回放和验证，不新建录像存储。</w:t>
+      </w:r>
+    </w:p>
+    <w:p>
+      <w:pPr>
+        <w:spacing w:after="100" w:line="360" w:lineRule="auto"/>
+        <w:ind w:firstLine="475"/>
+      </w:pPr>
+      <w:r>
+        <w:rPr>
+          <w:rFonts w:eastAsia="宋体"/>
+          <w:color w:val="000000"/>
+          <w:sz w:val="24"/>
+          <w:szCs w:val="24"/>
+        </w:rPr>
+        <w:t>裁决来源</w:t>
+      </w:r>
+      <w:r>
+        <w:rPr>
+          <w:rFonts w:eastAsia="宋体"/>
+          <w:color w:val="000000"/>
+          <w:sz w:val="24"/>
+          <w:szCs w:val="24"/>
+        </w:rPr>
+        <w:t>：DEC-001；F-106；KN-010、KN-060。</w:t>
+      </w:r>
+    </w:p>
+    <w:p>
+      <w:pPr>
+        <w:spacing w:after="100" w:line="360" w:lineRule="auto"/>
+        <w:ind w:firstLine="475"/>
+      </w:pPr>
+      <w:r>
+        <w:rPr>
+          <w:rFonts w:eastAsia="宋体"/>
+          <w:color w:val="000000"/>
+          <w:sz w:val="24"/>
+          <w:szCs w:val="24"/>
+        </w:rPr>
+        <w:t>双镜像落点</w:t>
+      </w:r>
+      <w:r>
+        <w:rPr>
+          <w:rFonts w:eastAsia="宋体"/>
+          <w:color w:val="000000"/>
+          <w:sz w:val="24"/>
+          <w:szCs w:val="24"/>
+        </w:rPr>
+        <w:t>：SRS G2-FR-006、G2-FR-029；spec AC-G2-FR-006-01—03、AC-G2-FR-029-01。</w:t>
+      </w:r>
+    </w:p>
+    <w:p>
+      <w:pPr>
+        <w:spacing w:after="100" w:line="360" w:lineRule="auto"/>
+        <w:ind w:firstLine="475"/>
+      </w:pPr>
+      <w:r>
+        <w:rPr>
+          <w:rFonts w:eastAsia="宋体"/>
+          <w:color w:val="000000"/>
+          <w:sz w:val="24"/>
+          <w:szCs w:val="24"/>
+        </w:rPr>
+        <w:t>验证与证据</w:t>
+      </w:r>
+      <w:r>
+        <w:rPr>
+          <w:rFonts w:eastAsia="宋体"/>
+          <w:color w:val="000000"/>
+          <w:sz w:val="24"/>
+          <w:szCs w:val="24"/>
+        </w:rPr>
+        <w:t>：M2 前完成视频连通；在既有录像和授权账号条件下实测回放与首帧，保存条件以既有系统证据确认。</w:t>
+      </w:r>
+    </w:p>
+    <w:p>
+      <w:pPr>
+        <w:spacing w:after="100" w:line="360" w:lineRule="auto"/>
+        <w:ind w:firstLine="475"/>
+      </w:pPr>
+      <w:r>
+        <w:rPr>
+          <w:rFonts w:eastAsia="宋体"/>
+          <w:color w:val="000000"/>
+          <w:sz w:val="24"/>
+          <w:szCs w:val="24"/>
+        </w:rPr>
+        <w:t>结论</w:t>
+      </w:r>
+      <w:r>
+        <w:rPr>
+          <w:rFonts w:eastAsia="宋体"/>
+          <w:color w:val="000000"/>
+          <w:sz w:val="24"/>
+          <w:szCs w:val="24"/>
+        </w:rPr>
+        <w:t>：已裁决；不改变需求范围，现场能力仍待验证。</w:t>
+      </w:r>
+    </w:p>
+    <w:p>
+      <w:pPr>
+        <w:pStyle w:val="2"/>
+        <w:spacing w:before="200" w:after="120"/>
+      </w:pPr>
+      <w:r>
+        <w:rPr>
+          <w:rFonts w:eastAsia="黑体"/>
+          <w:b/>
+          <w:bCs/>
+          <w:sz w:val="28"/>
+          <w:szCs w:val="28"/>
+        </w:rPr>
+        <w:t>G2-CLR-002｜定位源精度与刷新责任</w:t>
+      </w:r>
+    </w:p>
+    <w:p>
+      <w:pPr>
+        <w:spacing w:after="100" w:line="360" w:lineRule="auto"/>
+        <w:ind w:firstLine="475"/>
+      </w:pPr>
+      <w:r>
+        <w:rPr>
+          <w:rFonts w:eastAsia="宋体"/>
+          <w:color w:val="000000"/>
+          <w:sz w:val="24"/>
+          <w:szCs w:val="24"/>
+        </w:rPr>
+        <w:t>AI 反向问题</w:t>
+      </w:r>
+      <w:r>
+        <w:rPr>
+          <w:rFonts w:eastAsia="宋体"/>
+          <w:color w:val="000000"/>
+          <w:sz w:val="24"/>
+          <w:szCs w:val="24"/>
+        </w:rPr>
+        <w:t>：≤2 秒刷新和亚米级精度是否意味着乙方需要建设定位基站并保证源精度？</w:t>
+      </w:r>
+    </w:p>
+    <w:p>
+      <w:pPr>
+        <w:spacing w:after="100" w:line="360" w:lineRule="auto"/>
+        <w:ind w:firstLine="475"/>
+      </w:pPr>
+      <w:r>
+        <w:rPr>
+          <w:rFonts w:eastAsia="宋体"/>
+          <w:color w:val="000000"/>
+          <w:sz w:val="24"/>
+          <w:szCs w:val="24"/>
+        </w:rPr>
+        <w:t>影响</w:t>
+      </w:r>
+      <w:r>
+        <w:rPr>
+          <w:rFonts w:eastAsia="宋体"/>
+          <w:color w:val="000000"/>
+          <w:sz w:val="24"/>
+          <w:szCs w:val="24"/>
+        </w:rPr>
+        <w:t>：错误归责会造成范围外硬件承诺；未声明源精度边界会导致验收对象不清。</w:t>
+      </w:r>
+    </w:p>
+    <w:p>
+      <w:pPr>
+        <w:spacing w:after="100" w:line="360" w:lineRule="auto"/>
+        <w:ind w:firstLine="475"/>
+      </w:pPr>
+      <w:r>
+        <w:rPr>
+          <w:rFonts w:eastAsia="宋体"/>
+          <w:color w:val="000000"/>
+          <w:sz w:val="24"/>
+          <w:szCs w:val="24"/>
+        </w:rPr>
+        <w:t>既有人工裁决</w:t>
+      </w:r>
+      <w:r>
+        <w:rPr>
+          <w:rFonts w:eastAsia="宋体"/>
+          <w:color w:val="000000"/>
+          <w:sz w:val="24"/>
+          <w:szCs w:val="24"/>
+        </w:rPr>
+        <w:t>：甲方提供定位基础设施、源数据和验收所需亚米级能力；乙方负责接口、人员关联、坐标/楼层映射、展示和不超过 2 秒刷新，且不得降低源精度。</w:t>
+      </w:r>
+    </w:p>
+    <w:p>
+      <w:pPr>
+        <w:spacing w:after="100" w:line="360" w:lineRule="auto"/>
+        <w:ind w:firstLine="475"/>
+      </w:pPr>
+      <w:r>
+        <w:rPr>
+          <w:rFonts w:eastAsia="宋体"/>
+          <w:color w:val="000000"/>
+          <w:sz w:val="24"/>
+          <w:szCs w:val="24"/>
+        </w:rPr>
+        <w:t>裁决来源</w:t>
+      </w:r>
+      <w:r>
+        <w:rPr>
+          <w:rFonts w:eastAsia="宋体"/>
+          <w:color w:val="000000"/>
+          <w:sz w:val="24"/>
+          <w:szCs w:val="24"/>
+        </w:rPr>
+        <w:t>：DEC-002；F-105；KN-008、KN-009。</w:t>
+      </w:r>
+    </w:p>
+    <w:p>
+      <w:pPr>
+        <w:spacing w:after="100" w:line="360" w:lineRule="auto"/>
+        <w:ind w:firstLine="475"/>
+      </w:pPr>
+      <w:r>
+        <w:rPr>
+          <w:rFonts w:eastAsia="宋体"/>
+          <w:color w:val="000000"/>
+          <w:sz w:val="24"/>
+          <w:szCs w:val="24"/>
+        </w:rPr>
+        <w:t>双镜像落点</w:t>
+      </w:r>
+      <w:r>
+        <w:rPr>
+          <w:rFonts w:eastAsia="宋体"/>
+          <w:color w:val="000000"/>
+          <w:sz w:val="24"/>
+          <w:szCs w:val="24"/>
+        </w:rPr>
+        <w:t>：SRS G2-FR-005；spec AC-G2-FR-005-01—03。</w:t>
+      </w:r>
+    </w:p>
+    <w:p>
+      <w:pPr>
+        <w:spacing w:after="100" w:line="360" w:lineRule="auto"/>
+        <w:ind w:firstLine="475"/>
+      </w:pPr>
+      <w:r>
+        <w:rPr>
+          <w:rFonts w:eastAsia="宋体"/>
+          <w:color w:val="000000"/>
+          <w:sz w:val="24"/>
+          <w:szCs w:val="24"/>
+        </w:rPr>
+        <w:t>验证与证据</w:t>
+      </w:r>
+      <w:r>
+        <w:rPr>
+          <w:rFonts w:eastAsia="宋体"/>
+          <w:color w:val="000000"/>
+          <w:sz w:val="24"/>
+          <w:szCs w:val="24"/>
+        </w:rPr>
+        <w:t>：在甲方验收环境比较源/展示时间戳与精度；对过期或不可用位置标识新鲜度并禁止自动邻近调派结论。</w:t>
+      </w:r>
+    </w:p>
+    <w:p>
+      <w:pPr>
+        <w:spacing w:after="100" w:line="360" w:lineRule="auto"/>
+        <w:ind w:firstLine="475"/>
+      </w:pPr>
+      <w:r>
+        <w:rPr>
+          <w:rFonts w:eastAsia="宋体"/>
+          <w:color w:val="000000"/>
+          <w:sz w:val="24"/>
+          <w:szCs w:val="24"/>
+        </w:rPr>
+        <w:t>结论</w:t>
+      </w:r>
+      <w:r>
+        <w:rPr>
+          <w:rFonts w:eastAsia="宋体"/>
+          <w:color w:val="000000"/>
+          <w:sz w:val="24"/>
+          <w:szCs w:val="24"/>
+        </w:rPr>
+        <w:t>：已裁决；定位基础设施不纳入本项目，链路性能待现场验证。</w:t>
+      </w:r>
+    </w:p>
+    <w:p>
+      <w:pPr>
+        <w:pStyle w:val="2"/>
+        <w:spacing w:before="200" w:after="120"/>
+      </w:pPr>
+      <w:r>
+        <w:rPr>
+          <w:rFonts w:eastAsia="黑体"/>
+          <w:b/>
+          <w:bCs/>
+          <w:sz w:val="28"/>
+          <w:szCs w:val="28"/>
+        </w:rPr>
+        <w:t>G2-CLR-003｜疏散门禁联动的授权与降级</w:t>
+      </w:r>
+    </w:p>
+    <w:p>
+      <w:pPr>
+        <w:spacing w:after="100" w:line="360" w:lineRule="auto"/>
+        <w:ind w:firstLine="475"/>
+      </w:pPr>
+      <w:r>
+        <w:rPr>
+          <w:rFonts w:eastAsia="宋体"/>
+          <w:color w:val="000000"/>
+          <w:sz w:val="24"/>
+          <w:szCs w:val="24"/>
+        </w:rPr>
+        <w:t>AI 反向问题</w:t>
+      </w:r>
+      <w:r>
+        <w:rPr>
+          <w:rFonts w:eastAsia="宋体"/>
+          <w:color w:val="000000"/>
+          <w:sz w:val="24"/>
+          <w:szCs w:val="24"/>
+        </w:rPr>
+        <w:t>：系统接到疏散事件后，能否自动绕过既有门禁联锁直接开门？</w:t>
+      </w:r>
+    </w:p>
+    <w:p>
+      <w:pPr>
+        <w:spacing w:after="100" w:line="360" w:lineRule="auto"/>
+        <w:ind w:firstLine="475"/>
+      </w:pPr>
+      <w:r>
+        <w:rPr>
+          <w:rFonts w:eastAsia="宋体"/>
+          <w:color w:val="000000"/>
+          <w:sz w:val="24"/>
+          <w:szCs w:val="24"/>
+        </w:rPr>
+        <w:t>影响</w:t>
+      </w:r>
+      <w:r>
+        <w:rPr>
+          <w:rFonts w:eastAsia="宋体"/>
+          <w:color w:val="000000"/>
+          <w:sz w:val="24"/>
+          <w:szCs w:val="24"/>
+        </w:rPr>
+        <w:t>：自动越权或绕过安全联锁会引入安全风险；不定义失败路径则无法验证降级行为。</w:t>
+      </w:r>
+    </w:p>
+    <w:p>
+      <w:pPr>
+        <w:spacing w:after="100" w:line="360" w:lineRule="auto"/>
+        <w:ind w:firstLine="475"/>
+      </w:pPr>
+      <w:r>
+        <w:rPr>
+          <w:rFonts w:eastAsia="宋体"/>
+          <w:color w:val="000000"/>
+          <w:sz w:val="24"/>
+          <w:szCs w:val="24"/>
+        </w:rPr>
+        <w:t>既有人工裁决</w:t>
+      </w:r>
+      <w:r>
+        <w:rPr>
+          <w:rFonts w:eastAsia="宋体"/>
+          <w:color w:val="000000"/>
+          <w:sz w:val="24"/>
+          <w:szCs w:val="24"/>
+        </w:rPr>
+        <w:t>：门禁联动提升为“应支持”；授权人员确认后下发开启指令，服从既有门禁安全联锁，失败时告警并人工降级。</w:t>
+      </w:r>
+    </w:p>
+    <w:p>
+      <w:pPr>
+        <w:spacing w:after="100" w:line="360" w:lineRule="auto"/>
+        <w:ind w:firstLine="475"/>
+      </w:pPr>
+      <w:r>
+        <w:rPr>
+          <w:rFonts w:eastAsia="宋体"/>
+          <w:color w:val="000000"/>
+          <w:sz w:val="24"/>
+          <w:szCs w:val="24"/>
+        </w:rPr>
+        <w:t>裁决来源</w:t>
+      </w:r>
+      <w:r>
+        <w:rPr>
+          <w:rFonts w:eastAsia="宋体"/>
+          <w:color w:val="000000"/>
+          <w:sz w:val="24"/>
+          <w:szCs w:val="24"/>
+        </w:rPr>
+        <w:t>：DEC-003；F-138。</w:t>
+      </w:r>
+    </w:p>
+    <w:p>
+      <w:pPr>
+        <w:spacing w:after="100" w:line="360" w:lineRule="auto"/>
+        <w:ind w:firstLine="475"/>
+      </w:pPr>
+      <w:r>
+        <w:rPr>
+          <w:rFonts w:eastAsia="宋体"/>
+          <w:color w:val="000000"/>
+          <w:sz w:val="24"/>
+          <w:szCs w:val="24"/>
+        </w:rPr>
+        <w:t>双镜像落点</w:t>
+      </w:r>
+      <w:r>
+        <w:rPr>
+          <w:rFonts w:eastAsia="宋体"/>
+          <w:color w:val="000000"/>
+          <w:sz w:val="24"/>
+          <w:szCs w:val="24"/>
+        </w:rPr>
+        <w:t>：SRS G2-FR-029；spec AC-G2-FR-029-02—03。</w:t>
+      </w:r>
+    </w:p>
+    <w:p>
+      <w:pPr>
+        <w:spacing w:after="100" w:line="360" w:lineRule="auto"/>
+        <w:ind w:firstLine="475"/>
+      </w:pPr>
+      <w:r>
+        <w:rPr>
+          <w:rFonts w:eastAsia="宋体"/>
+          <w:color w:val="000000"/>
+          <w:sz w:val="24"/>
+          <w:szCs w:val="24"/>
+        </w:rPr>
+        <w:t>验证与证据</w:t>
+      </w:r>
+      <w:r>
+        <w:rPr>
+          <w:rFonts w:eastAsia="宋体"/>
+          <w:color w:val="000000"/>
+          <w:sz w:val="24"/>
+          <w:szCs w:val="24"/>
+        </w:rPr>
+        <w:t>：用授权、拒绝、超时和联锁失败场景检查指令、回执、告警和人工处置记录；不以未联调结果宣称联动成功。</w:t>
+      </w:r>
+    </w:p>
+    <w:p>
+      <w:pPr>
+        <w:spacing w:after="100" w:line="360" w:lineRule="auto"/>
+        <w:ind w:firstLine="475"/>
+      </w:pPr>
+      <w:r>
+        <w:rPr>
+          <w:rFonts w:eastAsia="宋体"/>
+          <w:color w:val="000000"/>
+          <w:sz w:val="24"/>
+          <w:szCs w:val="24"/>
+        </w:rPr>
+        <w:t>结论</w:t>
+      </w:r>
+      <w:r>
+        <w:rPr>
+          <w:rFonts w:eastAsia="宋体"/>
+          <w:color w:val="000000"/>
+          <w:sz w:val="24"/>
+          <w:szCs w:val="24"/>
+        </w:rPr>
+        <w:t>：已裁决；仅受权联动，不绕过既有安全机制。</w:t>
+      </w:r>
+    </w:p>
+    <w:p>
+      <w:pPr>
+        <w:pStyle w:val="2"/>
+        <w:spacing w:before="200" w:after="120"/>
+      </w:pPr>
+      <w:r>
+        <w:rPr>
+          <w:rFonts w:eastAsia="黑体"/>
+          <w:b/>
+          <w:bCs/>
+          <w:sz w:val="28"/>
+          <w:szCs w:val="28"/>
+        </w:rPr>
+        <w:t>G2-CLR-004｜统一消息通道与指标口径</w:t>
+      </w:r>
+    </w:p>
+    <w:p>
+      <w:pPr>
+        <w:spacing w:after="100" w:line="360" w:lineRule="auto"/>
+        <w:ind w:firstLine="475"/>
+      </w:pPr>
+      <w:r>
+        <w:rPr>
+          <w:rFonts w:eastAsia="宋体"/>
+          <w:color w:val="000000"/>
+          <w:sz w:val="24"/>
+          <w:szCs w:val="24"/>
+        </w:rPr>
+        <w:t>AI 反向问题</w:t>
+      </w:r>
+      <w:r>
+        <w:rPr>
+          <w:rFonts w:eastAsia="宋体"/>
+          <w:color w:val="000000"/>
+          <w:sz w:val="24"/>
+          <w:szCs w:val="24"/>
+        </w:rPr>
+        <w:t>：≥20 路并发、≥99% 到达率是否要求乙方自建短信/消息平台，且能否以模拟回执替代验收？</w:t>
+      </w:r>
+    </w:p>
+    <w:p>
+      <w:pPr>
+        <w:spacing w:after="100" w:line="360" w:lineRule="auto"/>
+        <w:ind w:firstLine="475"/>
+      </w:pPr>
+      <w:r>
+        <w:rPr>
+          <w:rFonts w:eastAsia="宋体"/>
+          <w:color w:val="000000"/>
+          <w:sz w:val="24"/>
+          <w:szCs w:val="24"/>
+        </w:rPr>
+        <w:t>影响</w:t>
+      </w:r>
+      <w:r>
+        <w:rPr>
+          <w:rFonts w:eastAsia="宋体"/>
+          <w:color w:val="000000"/>
+          <w:sz w:val="24"/>
+          <w:szCs w:val="24"/>
+        </w:rPr>
+        <w:t>：自建会重复甲方既有能力；使用非验收通道会使指标证据无效。</w:t>
+      </w:r>
+    </w:p>
+    <w:p>
+      <w:pPr>
+        <w:spacing w:after="100" w:line="360" w:lineRule="auto"/>
+        <w:ind w:firstLine="475"/>
+      </w:pPr>
+      <w:r>
+        <w:rPr>
+          <w:rFonts w:eastAsia="宋体"/>
+          <w:color w:val="000000"/>
+          <w:sz w:val="24"/>
+          <w:szCs w:val="24"/>
+        </w:rPr>
+        <w:t>既有人工裁决</w:t>
+      </w:r>
+      <w:r>
+        <w:rPr>
+          <w:rFonts w:eastAsia="宋体"/>
+          <w:color w:val="000000"/>
+          <w:sz w:val="24"/>
+          <w:szCs w:val="24"/>
+        </w:rPr>
+        <w:t>：甲方提供统一消息通道、短信账号/签名/配额；乙方负责调用、并发、重试、回执与留痕；在正常验收通道内验证≥20 路、≥99%。</w:t>
+      </w:r>
+    </w:p>
+    <w:p>
+      <w:pPr>
+        <w:spacing w:after="100" w:line="360" w:lineRule="auto"/>
+        <w:ind w:firstLine="475"/>
+      </w:pPr>
+      <w:r>
+        <w:rPr>
+          <w:rFonts w:eastAsia="宋体"/>
+          <w:color w:val="000000"/>
+          <w:sz w:val="24"/>
+          <w:szCs w:val="24"/>
+        </w:rPr>
+        <w:t>裁决来源</w:t>
+      </w:r>
+      <w:r>
+        <w:rPr>
+          <w:rFonts w:eastAsia="宋体"/>
+          <w:color w:val="000000"/>
+          <w:sz w:val="24"/>
+          <w:szCs w:val="24"/>
+        </w:rPr>
+        <w:t>：DEC-004；F-122、F-129；KN-006、KN-007。</w:t>
+      </w:r>
+    </w:p>
+    <w:p>
+      <w:pPr>
+        <w:spacing w:after="100" w:line="360" w:lineRule="auto"/>
+        <w:ind w:firstLine="475"/>
+      </w:pPr>
+      <w:r>
+        <w:rPr>
+          <w:rFonts w:eastAsia="宋体"/>
+          <w:color w:val="000000"/>
+          <w:sz w:val="24"/>
+          <w:szCs w:val="24"/>
+        </w:rPr>
+        <w:t>双镜像落点</w:t>
+      </w:r>
+      <w:r>
+        <w:rPr>
+          <w:rFonts w:eastAsia="宋体"/>
+          <w:color w:val="000000"/>
+          <w:sz w:val="24"/>
+          <w:szCs w:val="24"/>
+        </w:rPr>
+        <w:t>：SRS G2-FR-020、G2-FR-022；spec AC-G2-FR-020-02—03、AC-G2-FR-022-03。</w:t>
+      </w:r>
+    </w:p>
+    <w:p>
+      <w:pPr>
+        <w:spacing w:after="100" w:line="360" w:lineRule="auto"/>
+        <w:ind w:firstLine="475"/>
+      </w:pPr>
+      <w:r>
+        <w:rPr>
+          <w:rFonts w:eastAsia="宋体"/>
+          <w:color w:val="000000"/>
+          <w:sz w:val="24"/>
+          <w:szCs w:val="24"/>
+        </w:rPr>
+        <w:t>验证与证据</w:t>
+      </w:r>
+      <w:r>
+        <w:rPr>
+          <w:rFonts w:eastAsia="宋体"/>
+          <w:color w:val="000000"/>
+          <w:sz w:val="24"/>
+          <w:szCs w:val="24"/>
+        </w:rPr>
+        <w:t>：M2 前连通；以通道请求、回执、重试和并发统计记录验证，失败进入告警或人工处置。</w:t>
+      </w:r>
+    </w:p>
+    <w:p>
+      <w:pPr>
+        <w:spacing w:after="100" w:line="360" w:lineRule="auto"/>
+        <w:ind w:firstLine="475"/>
+      </w:pPr>
+      <w:r>
+        <w:rPr>
+          <w:rFonts w:eastAsia="宋体"/>
+          <w:color w:val="000000"/>
+          <w:sz w:val="24"/>
+          <w:szCs w:val="24"/>
+        </w:rPr>
+        <w:t>结论</w:t>
+      </w:r>
+      <w:r>
+        <w:rPr>
+          <w:rFonts w:eastAsia="宋体"/>
+          <w:color w:val="000000"/>
+          <w:sz w:val="24"/>
+          <w:szCs w:val="24"/>
+        </w:rPr>
+        <w:t>：已裁决；消息通道本体不纳入建设，指标尚待实测。</w:t>
+      </w:r>
+    </w:p>
+    <w:p>
+      <w:pPr>
+        <w:pStyle w:val="2"/>
+        <w:spacing w:before="200" w:after="120"/>
+      </w:pPr>
+      <w:r>
+        <w:rPr>
+          <w:rFonts w:eastAsia="黑体"/>
+          <w:b/>
+          <w:bCs/>
+          <w:sz w:val="28"/>
+          <w:szCs w:val="28"/>
+        </w:rPr>
+        <w:t>G2-CLR-005｜统一中台的建设边界</w:t>
+      </w:r>
+    </w:p>
+    <w:p>
+      <w:pPr>
+        <w:spacing w:after="100" w:line="360" w:lineRule="auto"/>
+        <w:ind w:firstLine="475"/>
+      </w:pPr>
+      <w:r>
+        <w:rPr>
+          <w:rFonts w:eastAsia="宋体"/>
+          <w:color w:val="000000"/>
+          <w:sz w:val="24"/>
+          <w:szCs w:val="24"/>
+        </w:rPr>
+        <w:t>AI 反向问题</w:t>
+      </w:r>
+      <w:r>
+        <w:rPr>
+          <w:rFonts w:eastAsia="宋体"/>
+          <w:color w:val="000000"/>
+          <w:sz w:val="24"/>
+          <w:szCs w:val="24"/>
+        </w:rPr>
+        <w:t>：为保证本系统可独立运行，是否可以自行实现身份、组织、权限、消息、工作流、文件和门户？</w:t>
+      </w:r>
+    </w:p>
+    <w:p>
+      <w:pPr>
+        <w:spacing w:after="100" w:line="360" w:lineRule="auto"/>
+        <w:ind w:firstLine="475"/>
+      </w:pPr>
+      <w:r>
+        <w:rPr>
+          <w:rFonts w:eastAsia="宋体"/>
+          <w:color w:val="000000"/>
+          <w:sz w:val="24"/>
+          <w:szCs w:val="24"/>
+        </w:rPr>
+        <w:t>影响</w:t>
+      </w:r>
+      <w:r>
+        <w:rPr>
+          <w:rFonts w:eastAsia="宋体"/>
+          <w:color w:val="000000"/>
+          <w:sz w:val="24"/>
+          <w:szCs w:val="24"/>
+        </w:rPr>
+        <w:t>：重复建设会偏离既有中台复用边界，并造成权限与审计口径不一致。</w:t>
+      </w:r>
+    </w:p>
+    <w:p>
+      <w:pPr>
+        <w:spacing w:after="100" w:line="360" w:lineRule="auto"/>
+        <w:ind w:firstLine="475"/>
+      </w:pPr>
+      <w:r>
+        <w:rPr>
+          <w:rFonts w:eastAsia="宋体"/>
+          <w:color w:val="000000"/>
+          <w:sz w:val="24"/>
+          <w:szCs w:val="24"/>
+        </w:rPr>
+        <w:t>既有人工裁决</w:t>
+      </w:r>
+      <w:r>
+        <w:rPr>
+          <w:rFonts w:eastAsia="宋体"/>
+          <w:color w:val="000000"/>
+          <w:sz w:val="24"/>
+          <w:szCs w:val="24"/>
+        </w:rPr>
+        <w:t>：统一中台提供身份、组织、权限、消息、工作流、文件存储、门户和数据汇聚；乙方只做应急业务适配，不重复建设通用平台能力。</w:t>
+      </w:r>
+    </w:p>
+    <w:p>
+      <w:pPr>
+        <w:spacing w:after="100" w:line="360" w:lineRule="auto"/>
+        <w:ind w:firstLine="475"/>
+      </w:pPr>
+      <w:r>
+        <w:rPr>
+          <w:rFonts w:eastAsia="宋体"/>
+          <w:color w:val="000000"/>
+          <w:sz w:val="24"/>
+          <w:szCs w:val="24"/>
+        </w:rPr>
+        <w:t>裁决来源</w:t>
+      </w:r>
+      <w:r>
+        <w:rPr>
+          <w:rFonts w:eastAsia="宋体"/>
+          <w:color w:val="000000"/>
+          <w:sz w:val="24"/>
+          <w:szCs w:val="24"/>
+        </w:rPr>
+        <w:t>：DEC-005；F-137。</w:t>
+      </w:r>
+    </w:p>
+    <w:p>
+      <w:pPr>
+        <w:spacing w:after="100" w:line="360" w:lineRule="auto"/>
+        <w:ind w:firstLine="475"/>
+      </w:pPr>
+      <w:r>
+        <w:rPr>
+          <w:rFonts w:eastAsia="宋体"/>
+          <w:color w:val="000000"/>
+          <w:sz w:val="24"/>
+          <w:szCs w:val="24"/>
+        </w:rPr>
+        <w:t>双镜像落点</w:t>
+      </w:r>
+      <w:r>
+        <w:rPr>
+          <w:rFonts w:eastAsia="宋体"/>
+          <w:color w:val="000000"/>
+          <w:sz w:val="24"/>
+          <w:szCs w:val="24"/>
+        </w:rPr>
+        <w:t>：SRS G2-FR-028；spec AC-G2-FR-028-01—03。</w:t>
+      </w:r>
+    </w:p>
+    <w:p>
+      <w:pPr>
+        <w:spacing w:after="100" w:line="360" w:lineRule="auto"/>
+        <w:ind w:firstLine="475"/>
+      </w:pPr>
+      <w:r>
+        <w:rPr>
+          <w:rFonts w:eastAsia="宋体"/>
+          <w:color w:val="000000"/>
+          <w:sz w:val="24"/>
+          <w:szCs w:val="24"/>
+        </w:rPr>
+        <w:t>验证与证据</w:t>
+      </w:r>
+      <w:r>
+        <w:rPr>
+          <w:rFonts w:eastAsia="宋体"/>
+          <w:color w:val="000000"/>
+          <w:sz w:val="24"/>
+          <w:szCs w:val="24"/>
+        </w:rPr>
+        <w:t>：以中台账号、组织与权限联调，以及消息/工作流/文件调用审计验证；中台异常应记录降级或人工处置。</w:t>
+      </w:r>
+    </w:p>
+    <w:p>
+      <w:pPr>
+        <w:spacing w:after="100" w:line="360" w:lineRule="auto"/>
+        <w:ind w:firstLine="475"/>
+      </w:pPr>
+      <w:r>
+        <w:rPr>
+          <w:rFonts w:eastAsia="宋体"/>
+          <w:color w:val="000000"/>
+          <w:sz w:val="24"/>
+          <w:szCs w:val="24"/>
+        </w:rPr>
+        <w:t>结论</w:t>
+      </w:r>
+      <w:r>
+        <w:rPr>
+          <w:rFonts w:eastAsia="宋体"/>
+          <w:color w:val="000000"/>
+          <w:sz w:val="24"/>
+          <w:szCs w:val="24"/>
+        </w:rPr>
+        <w:t>：已裁决；不创建通用平台替代品，接口能力待联调。</w:t>
+      </w:r>
+    </w:p>
+    <w:p>
+      <w:pPr>
+        <w:pStyle w:val="2"/>
+        <w:spacing w:before="200" w:after="120"/>
+      </w:pPr>
+      <w:r>
+        <w:rPr>
+          <w:rFonts w:eastAsia="黑体"/>
+          <w:b/>
+          <w:bCs/>
+          <w:sz w:val="28"/>
+          <w:szCs w:val="28"/>
+        </w:rPr>
+        <w:t>G2-CLR-006｜地图与三维服务责任</w:t>
+      </w:r>
+    </w:p>
+    <w:p>
+      <w:pPr>
+        <w:spacing w:after="100" w:line="360" w:lineRule="auto"/>
+        <w:ind w:firstLine="475"/>
+      </w:pPr>
+      <w:r>
+        <w:rPr>
+          <w:rFonts w:eastAsia="宋体"/>
+          <w:color w:val="000000"/>
+          <w:sz w:val="24"/>
+          <w:szCs w:val="24"/>
+        </w:rPr>
+        <w:t>AI 反向问题</w:t>
+      </w:r>
+      <w:r>
+        <w:rPr>
+          <w:rFonts w:eastAsia="宋体"/>
+          <w:color w:val="000000"/>
+          <w:sz w:val="24"/>
+          <w:szCs w:val="24"/>
+        </w:rPr>
+        <w:t>：一张图和空间点位能力是否包含重新测绘、购买底图或三维建模？</w:t>
+      </w:r>
+    </w:p>
+    <w:p>
+      <w:pPr>
+        <w:spacing w:after="100" w:line="360" w:lineRule="auto"/>
+        <w:ind w:firstLine="475"/>
+      </w:pPr>
+      <w:r>
+        <w:rPr>
+          <w:rFonts w:eastAsia="宋体"/>
+          <w:color w:val="000000"/>
+          <w:sz w:val="24"/>
+          <w:szCs w:val="24"/>
+        </w:rPr>
+        <w:t>影响</w:t>
+      </w:r>
+      <w:r>
+        <w:rPr>
+          <w:rFonts w:eastAsia="宋体"/>
+          <w:color w:val="000000"/>
+          <w:sz w:val="24"/>
+          <w:szCs w:val="24"/>
+        </w:rPr>
+        <w:t>：错误扩大交付范围，并会混淆地图源、坐标系与业务叠加的验收责任。</w:t>
+      </w:r>
+    </w:p>
+    <w:p>
+      <w:pPr>
+        <w:spacing w:after="100" w:line="360" w:lineRule="auto"/>
+        <w:ind w:firstLine="475"/>
+      </w:pPr>
+      <w:r>
+        <w:rPr>
+          <w:rFonts w:eastAsia="宋体"/>
+          <w:color w:val="000000"/>
+          <w:sz w:val="24"/>
+          <w:szCs w:val="24"/>
+        </w:rPr>
+        <w:t>既有人工裁决</w:t>
+      </w:r>
+      <w:r>
+        <w:rPr>
+          <w:rFonts w:eastAsia="宋体"/>
+          <w:color w:val="000000"/>
+          <w:sz w:val="24"/>
+          <w:szCs w:val="24"/>
+        </w:rPr>
+        <w:t>：甲方提供二维、楼层及验收所需三维地图/服务和合法使用权；乙方负责加载、叠加和点位能力，不负责重新测绘或三维建模。</w:t>
+      </w:r>
+    </w:p>
+    <w:p>
+      <w:pPr>
+        <w:spacing w:after="100" w:line="360" w:lineRule="auto"/>
+        <w:ind w:firstLine="475"/>
+      </w:pPr>
+      <w:r>
+        <w:rPr>
+          <w:rFonts w:eastAsia="宋体"/>
+          <w:color w:val="000000"/>
+          <w:sz w:val="24"/>
+          <w:szCs w:val="24"/>
+        </w:rPr>
+        <w:t>裁决来源</w:t>
+      </w:r>
+      <w:r>
+        <w:rPr>
+          <w:rFonts w:eastAsia="宋体"/>
+          <w:color w:val="000000"/>
+          <w:sz w:val="24"/>
+          <w:szCs w:val="24"/>
+        </w:rPr>
+        <w:t>：DEC-006；F-009、F-107、F-120。</w:t>
+      </w:r>
+    </w:p>
+    <w:p>
+      <w:pPr>
+        <w:spacing w:after="100" w:line="360" w:lineRule="auto"/>
+        <w:ind w:firstLine="475"/>
+      </w:pPr>
+      <w:r>
+        <w:rPr>
+          <w:rFonts w:eastAsia="宋体"/>
+          <w:color w:val="000000"/>
+          <w:sz w:val="24"/>
+          <w:szCs w:val="24"/>
+        </w:rPr>
+        <w:t>双镜像落点</w:t>
+      </w:r>
+      <w:r>
+        <w:rPr>
+          <w:rFonts w:eastAsia="宋体"/>
+          <w:color w:val="000000"/>
+          <w:sz w:val="24"/>
+          <w:szCs w:val="24"/>
+        </w:rPr>
+        <w:t>：SRS G2-FR-005、007、018、026；spec AC-G2-FR-007-01—03、AC-G2-FR-018-01—03、AC-G2-FR-026-01。</w:t>
+      </w:r>
+    </w:p>
+    <w:p>
+      <w:pPr>
+        <w:spacing w:after="100" w:line="360" w:lineRule="auto"/>
+        <w:ind w:firstLine="475"/>
+      </w:pPr>
+      <w:r>
+        <w:rPr>
+          <w:rFonts w:eastAsia="宋体"/>
+          <w:color w:val="000000"/>
+          <w:sz w:val="24"/>
+          <w:szCs w:val="24"/>
+        </w:rPr>
+        <w:t>验证与证据</w:t>
+      </w:r>
+      <w:r>
+        <w:rPr>
+          <w:rFonts w:eastAsia="宋体"/>
+          <w:color w:val="000000"/>
+          <w:sz w:val="24"/>
+          <w:szCs w:val="24"/>
+        </w:rPr>
+        <w:t>：在甲方地图服务上验证加载、坐标/楼层映射、站点与点位叠加；格式或坐标系差异进入接口问题处理。</w:t>
+      </w:r>
+    </w:p>
+    <w:p>
+      <w:pPr>
+        <w:spacing w:after="100" w:line="360" w:lineRule="auto"/>
+        <w:ind w:firstLine="475"/>
+      </w:pPr>
+      <w:r>
+        <w:rPr>
+          <w:rFonts w:eastAsia="宋体"/>
+          <w:color w:val="000000"/>
+          <w:sz w:val="24"/>
+          <w:szCs w:val="24"/>
+        </w:rPr>
+        <w:t>结论</w:t>
+      </w:r>
+      <w:r>
+        <w:rPr>
+          <w:rFonts w:eastAsia="宋体"/>
+          <w:color w:val="000000"/>
+          <w:sz w:val="24"/>
+          <w:szCs w:val="24"/>
+        </w:rPr>
+        <w:t>：已裁决；地图服务提供与业务叠加责任清楚，现场适配待验证。</w:t>
+      </w:r>
+    </w:p>
+    <w:p>
+      <w:pPr>
+        <w:pStyle w:val="2"/>
+        <w:spacing w:before="200" w:after="120"/>
+      </w:pPr>
+      <w:r>
+        <w:rPr>
+          <w:rFonts w:eastAsia="黑体"/>
+          <w:b/>
+          <w:bCs/>
+          <w:sz w:val="28"/>
+          <w:szCs w:val="28"/>
+        </w:rPr>
+        <w:t>G2-CLR-007｜移动端形态与发布责任</w:t>
+      </w:r>
+    </w:p>
+    <w:p>
+      <w:pPr>
+        <w:spacing w:after="100" w:line="360" w:lineRule="auto"/>
+        <w:ind w:firstLine="475"/>
+      </w:pPr>
+      <w:r>
+        <w:rPr>
+          <w:rFonts w:eastAsia="宋体"/>
+          <w:color w:val="000000"/>
+          <w:sz w:val="24"/>
+          <w:szCs w:val="24"/>
+        </w:rPr>
+        <w:t>AI 反向问题</w:t>
+      </w:r>
+      <w:r>
+        <w:rPr>
+          <w:rFonts w:eastAsia="宋体"/>
+          <w:color w:val="000000"/>
+          <w:sz w:val="24"/>
+          <w:szCs w:val="24"/>
+        </w:rPr>
+        <w:t>：移动功能是否需要额外交付 Android/iOS 原生 APP，并由乙方上架发布？</w:t>
+      </w:r>
+    </w:p>
+    <w:p>
+      <w:pPr>
+        <w:spacing w:after="100" w:line="360" w:lineRule="auto"/>
+        <w:ind w:firstLine="475"/>
+      </w:pPr>
+      <w:r>
+        <w:rPr>
+          <w:rFonts w:eastAsia="宋体"/>
+          <w:color w:val="000000"/>
+          <w:sz w:val="24"/>
+          <w:szCs w:val="24"/>
+        </w:rPr>
+        <w:t>影响</w:t>
+      </w:r>
+      <w:r>
+        <w:rPr>
+          <w:rFonts w:eastAsia="宋体"/>
+          <w:color w:val="000000"/>
+          <w:sz w:val="24"/>
+          <w:szCs w:val="24"/>
+        </w:rPr>
+        <w:t>：会扩大交付物、测试矩阵和发布责任，且与既有宿主 APP 边界冲突。</w:t>
+      </w:r>
+    </w:p>
+    <w:p>
+      <w:pPr>
+        <w:spacing w:after="100" w:line="360" w:lineRule="auto"/>
+        <w:ind w:firstLine="475"/>
+      </w:pPr>
+      <w:r>
+        <w:rPr>
+          <w:rFonts w:eastAsia="宋体"/>
+          <w:color w:val="000000"/>
+          <w:sz w:val="24"/>
+          <w:szCs w:val="24"/>
+        </w:rPr>
+        <w:t>既有人工裁决</w:t>
+      </w:r>
+      <w:r>
+        <w:rPr>
+          <w:rFonts w:eastAsia="宋体"/>
+          <w:color w:val="000000"/>
+          <w:sz w:val="24"/>
+          <w:szCs w:val="24"/>
+        </w:rPr>
+        <w:t>：移动端采用 H5 嵌入现有智慧管理 APP；乙方交付 H5 包，不要求另做原生 APP；甲方负责宿主 APP 和发布。</w:t>
+      </w:r>
+    </w:p>
+    <w:p>
+      <w:pPr>
+        <w:spacing w:after="100" w:line="360" w:lineRule="auto"/>
+        <w:ind w:firstLine="475"/>
+      </w:pPr>
+      <w:r>
+        <w:rPr>
+          <w:rFonts w:eastAsia="宋体"/>
+          <w:color w:val="000000"/>
+          <w:sz w:val="24"/>
+          <w:szCs w:val="24"/>
+        </w:rPr>
+        <w:t>裁决来源</w:t>
+      </w:r>
+      <w:r>
+        <w:rPr>
+          <w:rFonts w:eastAsia="宋体"/>
+          <w:color w:val="000000"/>
+          <w:sz w:val="24"/>
+          <w:szCs w:val="24"/>
+        </w:rPr>
+        <w:t>：DEC-007；F-008。</w:t>
+      </w:r>
+    </w:p>
+    <w:p>
+      <w:pPr>
+        <w:spacing w:after="100" w:line="360" w:lineRule="auto"/>
+        <w:ind w:firstLine="475"/>
+      </w:pPr>
+      <w:r>
+        <w:rPr>
+          <w:rFonts w:eastAsia="宋体"/>
+          <w:color w:val="000000"/>
+          <w:sz w:val="24"/>
+          <w:szCs w:val="24"/>
+        </w:rPr>
+        <w:t>双镜像落点</w:t>
+      </w:r>
+      <w:r>
+        <w:rPr>
+          <w:rFonts w:eastAsia="宋体"/>
+          <w:color w:val="000000"/>
+          <w:sz w:val="24"/>
+          <w:szCs w:val="24"/>
+        </w:rPr>
+        <w:t>：SRS G2-FR-021—025；spec AC-G2-FR-021-01—03、AC-G2-FR-022-01—03、AC-G2-FR-023-01—03、AC-G2-FR-024-01—03、AC-G2-FR-025-01—03。</w:t>
+      </w:r>
+    </w:p>
+    <w:p>
+      <w:pPr>
+        <w:spacing w:after="100" w:line="360" w:lineRule="auto"/>
+        <w:ind w:firstLine="475"/>
+      </w:pPr>
+      <w:r>
+        <w:rPr>
+          <w:rFonts w:eastAsia="宋体"/>
+          <w:color w:val="000000"/>
+          <w:sz w:val="24"/>
+          <w:szCs w:val="24"/>
+        </w:rPr>
+        <w:t>验证与证据</w:t>
+      </w:r>
+      <w:r>
+        <w:rPr>
+          <w:rFonts w:eastAsia="宋体"/>
+          <w:color w:val="000000"/>
+          <w:sz w:val="24"/>
+          <w:szCs w:val="24"/>
+        </w:rPr>
+        <w:t>：由甲方确认宿主、签名、发布和终端矩阵；乙方验证 H5 认证、相机/扫码、任务和上传能力。</w:t>
+      </w:r>
+    </w:p>
+    <w:p>
+      <w:pPr>
+        <w:spacing w:after="100" w:line="360" w:lineRule="auto"/>
+        <w:ind w:firstLine="475"/>
+      </w:pPr>
+      <w:r>
+        <w:rPr>
+          <w:rFonts w:eastAsia="宋体"/>
+          <w:color w:val="000000"/>
+          <w:sz w:val="24"/>
+          <w:szCs w:val="24"/>
+        </w:rPr>
+        <w:t>结论</w:t>
+      </w:r>
+      <w:r>
+        <w:rPr>
+          <w:rFonts w:eastAsia="宋体"/>
+          <w:color w:val="000000"/>
+          <w:sz w:val="24"/>
+          <w:szCs w:val="24"/>
+        </w:rPr>
+        <w:t>：已裁决；不交付独立原生 APP，H5 宿主集成待验证。</w:t>
+      </w:r>
+    </w:p>
+    <w:p>
+      <w:pPr>
+        <w:pStyle w:val="2"/>
+        <w:spacing w:before="200" w:after="120"/>
+      </w:pPr>
+      <w:r>
+        <w:rPr>
+          <w:rFonts w:eastAsia="黑体"/>
+          <w:b/>
+          <w:bCs/>
+          <w:sz w:val="28"/>
+          <w:szCs w:val="28"/>
+        </w:rPr>
+        <w:t>G2-CLR-008｜部署基础资源与最低配置</w:t>
+      </w:r>
+    </w:p>
+    <w:p>
+      <w:pPr>
+        <w:spacing w:after="100" w:line="360" w:lineRule="auto"/>
+        <w:ind w:firstLine="475"/>
+      </w:pPr>
+      <w:r>
+        <w:rPr>
+          <w:rFonts w:eastAsia="宋体"/>
+          <w:color w:val="000000"/>
+          <w:sz w:val="24"/>
+          <w:szCs w:val="24"/>
+        </w:rPr>
+        <w:t>AI 反向问题</w:t>
+      </w:r>
+      <w:r>
+        <w:rPr>
+          <w:rFonts w:eastAsia="宋体"/>
+          <w:color w:val="000000"/>
+          <w:sz w:val="24"/>
+          <w:szCs w:val="24"/>
+        </w:rPr>
+        <w:t>：应用交付是否包含采购服务器、网络、证书、备份介质和后备电源？</w:t>
+      </w:r>
+    </w:p>
+    <w:p>
+      <w:pPr>
+        <w:spacing w:after="100" w:line="360" w:lineRule="auto"/>
+        <w:ind w:firstLine="475"/>
+      </w:pPr>
+      <w:r>
+        <w:rPr>
+          <w:rFonts w:eastAsia="宋体"/>
+          <w:color w:val="000000"/>
+          <w:sz w:val="24"/>
+          <w:szCs w:val="24"/>
+        </w:rPr>
+        <w:t>影响</w:t>
+      </w:r>
+      <w:r>
+        <w:rPr>
+          <w:rFonts w:eastAsia="宋体"/>
+          <w:color w:val="000000"/>
+          <w:sz w:val="24"/>
+          <w:szCs w:val="24"/>
+        </w:rPr>
+        <w:t>：若把基础资源误列为乙方交付，会改变成本、责任和部署验收边界。</w:t>
+      </w:r>
+    </w:p>
+    <w:p>
+      <w:pPr>
+        <w:spacing w:after="100" w:line="360" w:lineRule="auto"/>
+        <w:ind w:firstLine="475"/>
+      </w:pPr>
+      <w:r>
+        <w:rPr>
+          <w:rFonts w:eastAsia="宋体"/>
+          <w:color w:val="000000"/>
+          <w:sz w:val="24"/>
+          <w:szCs w:val="24"/>
+        </w:rPr>
+        <w:t>既有人工裁决</w:t>
+      </w:r>
+      <w:r>
+        <w:rPr>
+          <w:rFonts w:eastAsia="宋体"/>
+          <w:color w:val="000000"/>
+          <w:sz w:val="24"/>
+          <w:szCs w:val="24"/>
+        </w:rPr>
+        <w:t>：服务器、网络、域名证书、备份介质和后备电源由甲方提供；乙方提交最低配置和部署方案。</w:t>
+      </w:r>
+    </w:p>
+    <w:p>
+      <w:pPr>
+        <w:spacing w:after="100" w:line="360" w:lineRule="auto"/>
+        <w:ind w:firstLine="475"/>
+      </w:pPr>
+      <w:r>
+        <w:rPr>
+          <w:rFonts w:eastAsia="宋体"/>
+          <w:color w:val="000000"/>
+          <w:sz w:val="24"/>
+          <w:szCs w:val="24"/>
+        </w:rPr>
+        <w:t>裁决来源</w:t>
+      </w:r>
+      <w:r>
+        <w:rPr>
+          <w:rFonts w:eastAsia="宋体"/>
+          <w:color w:val="000000"/>
+          <w:sz w:val="24"/>
+          <w:szCs w:val="24"/>
+        </w:rPr>
+        <w:t>：DEC-008；F-006、F-207；KN-005。</w:t>
+      </w:r>
+    </w:p>
+    <w:p>
+      <w:pPr>
+        <w:spacing w:after="100" w:line="360" w:lineRule="auto"/>
+        <w:ind w:firstLine="475"/>
+      </w:pPr>
+      <w:r>
+        <w:rPr>
+          <w:rFonts w:eastAsia="宋体"/>
+          <w:color w:val="000000"/>
+          <w:sz w:val="24"/>
+          <w:szCs w:val="24"/>
+        </w:rPr>
+        <w:t>双镜像落点</w:t>
+      </w:r>
+      <w:r>
+        <w:rPr>
+          <w:rFonts w:eastAsia="宋体"/>
+          <w:color w:val="000000"/>
+          <w:sz w:val="24"/>
+          <w:szCs w:val="24"/>
+        </w:rPr>
+        <w:t>：SRS 第 7 章部署交付约束；spec 第 1.1 通用约束及各项目标环境验收前置。</w:t>
+      </w:r>
+    </w:p>
+    <w:p>
+      <w:pPr>
+        <w:spacing w:after="100" w:line="360" w:lineRule="auto"/>
+        <w:ind w:firstLine="475"/>
+      </w:pPr>
+      <w:r>
+        <w:rPr>
+          <w:rFonts w:eastAsia="宋体"/>
+          <w:color w:val="000000"/>
+          <w:sz w:val="24"/>
+          <w:szCs w:val="24"/>
+        </w:rPr>
+        <w:t>验证与证据</w:t>
+      </w:r>
+      <w:r>
+        <w:rPr>
+          <w:rFonts w:eastAsia="宋体"/>
+          <w:color w:val="000000"/>
+          <w:sz w:val="24"/>
+          <w:szCs w:val="24"/>
+        </w:rPr>
+        <w:t>：以甲方提供的环境、部署手册、容器制品和干净环境独立部署记录验证；建议配置不得写为甲方既定采购指标。</w:t>
+      </w:r>
+    </w:p>
+    <w:p>
+      <w:pPr>
+        <w:spacing w:after="100" w:line="360" w:lineRule="auto"/>
+        <w:ind w:firstLine="475"/>
+      </w:pPr>
+      <w:r>
+        <w:rPr>
+          <w:rFonts w:eastAsia="宋体"/>
+          <w:color w:val="000000"/>
+          <w:sz w:val="24"/>
+          <w:szCs w:val="24"/>
+        </w:rPr>
+        <w:t>结论</w:t>
+      </w:r>
+      <w:r>
+        <w:rPr>
+          <w:rFonts w:eastAsia="宋体"/>
+          <w:color w:val="000000"/>
+          <w:sz w:val="24"/>
+          <w:szCs w:val="24"/>
+        </w:rPr>
+        <w:t>：已裁决；基础资源非本项目采购范围，部署结果待验证。</w:t>
+      </w:r>
+    </w:p>
+    <w:p>
+      <w:pPr>
+        <w:pStyle w:val="2"/>
+        <w:spacing w:before="200" w:after="120"/>
+      </w:pPr>
+      <w:r>
+        <w:rPr>
+          <w:rFonts w:eastAsia="黑体"/>
+          <w:b/>
+          <w:bCs/>
+          <w:sz w:val="28"/>
+          <w:szCs w:val="28"/>
+        </w:rPr>
+        <w:t>G2-CLR-009｜基础业务数据责任</w:t>
+      </w:r>
+    </w:p>
+    <w:p>
+      <w:pPr>
+        <w:spacing w:after="100" w:line="360" w:lineRule="auto"/>
+        <w:ind w:firstLine="475"/>
+      </w:pPr>
+      <w:r>
+        <w:rPr>
+          <w:rFonts w:eastAsia="宋体"/>
+          <w:color w:val="000000"/>
+          <w:sz w:val="24"/>
+          <w:szCs w:val="24"/>
+        </w:rPr>
+        <w:t>AI 反向问题</w:t>
+      </w:r>
+      <w:r>
+        <w:rPr>
+          <w:rFonts w:eastAsia="宋体"/>
+          <w:color w:val="000000"/>
+          <w:sz w:val="24"/>
+          <w:szCs w:val="24"/>
+        </w:rPr>
+        <w:t>：乙方是否对基础数据的业务真实性和最终业务正确性承担单方责任？</w:t>
+      </w:r>
+    </w:p>
+    <w:p>
+      <w:pPr>
+        <w:spacing w:after="100" w:line="360" w:lineRule="auto"/>
+        <w:ind w:firstLine="475"/>
+      </w:pPr>
+      <w:r>
+        <w:rPr>
+          <w:rFonts w:eastAsia="宋体"/>
+          <w:color w:val="000000"/>
+          <w:sz w:val="24"/>
+          <w:szCs w:val="24"/>
+        </w:rPr>
+        <w:t>影响</w:t>
+      </w:r>
+      <w:r>
+        <w:rPr>
+          <w:rFonts w:eastAsia="宋体"/>
+          <w:color w:val="000000"/>
+          <w:sz w:val="24"/>
+          <w:szCs w:val="24"/>
+        </w:rPr>
+        <w:t>：不区分业务确认与技术处理，会导致数据导入争议及验收责任失真。</w:t>
+      </w:r>
+    </w:p>
+    <w:p>
+      <w:pPr>
+        <w:spacing w:after="100" w:line="360" w:lineRule="auto"/>
+        <w:ind w:firstLine="475"/>
+      </w:pPr>
+      <w:r>
+        <w:rPr>
+          <w:rFonts w:eastAsia="宋体"/>
+          <w:color w:val="000000"/>
+          <w:sz w:val="24"/>
+          <w:szCs w:val="24"/>
+        </w:rPr>
+        <w:t>既有人工裁决</w:t>
+      </w:r>
+      <w:r>
+        <w:rPr>
+          <w:rFonts w:eastAsia="宋体"/>
+          <w:color w:val="000000"/>
+          <w:sz w:val="24"/>
+          <w:szCs w:val="24"/>
+        </w:rPr>
+        <w:t>：基础业务源数据由甲方提供并确认业务正确性；乙方负责模板、清洗映射、导入和技术校验；最终成果双方确认。</w:t>
+      </w:r>
+    </w:p>
+    <w:p>
+      <w:pPr>
+        <w:spacing w:after="100" w:line="360" w:lineRule="auto"/>
+        <w:ind w:firstLine="475"/>
+      </w:pPr>
+      <w:r>
+        <w:rPr>
+          <w:rFonts w:eastAsia="宋体"/>
+          <w:color w:val="000000"/>
+          <w:sz w:val="24"/>
+          <w:szCs w:val="24"/>
+        </w:rPr>
+        <w:t>裁决来源</w:t>
+      </w:r>
+      <w:r>
+        <w:rPr>
+          <w:rFonts w:eastAsia="宋体"/>
+          <w:color w:val="000000"/>
+          <w:sz w:val="24"/>
+          <w:szCs w:val="24"/>
+        </w:rPr>
+        <w:t>：DEC-009；F-301。</w:t>
+      </w:r>
+    </w:p>
+    <w:p>
+      <w:pPr>
+        <w:spacing w:after="100" w:line="360" w:lineRule="auto"/>
+        <w:ind w:firstLine="475"/>
+      </w:pPr>
+      <w:r>
+        <w:rPr>
+          <w:rFonts w:eastAsia="宋体"/>
+          <w:color w:val="000000"/>
+          <w:sz w:val="24"/>
+          <w:szCs w:val="24"/>
+        </w:rPr>
+        <w:t>双镜像落点</w:t>
+      </w:r>
+      <w:r>
+        <w:rPr>
+          <w:rFonts w:eastAsia="宋体"/>
+          <w:color w:val="000000"/>
+          <w:sz w:val="24"/>
+          <w:szCs w:val="24"/>
+        </w:rPr>
+        <w:t>：SRS 数据需求；spec G2-FR-007—009、025 的数据前置和异常场景。</w:t>
+      </w:r>
+    </w:p>
+    <w:p>
+      <w:pPr>
+        <w:spacing w:after="100" w:line="360" w:lineRule="auto"/>
+        <w:ind w:firstLine="475"/>
+      </w:pPr>
+      <w:r>
+        <w:rPr>
+          <w:rFonts w:eastAsia="宋体"/>
+          <w:color w:val="000000"/>
+          <w:sz w:val="24"/>
+          <w:szCs w:val="24"/>
+        </w:rPr>
+        <w:t>验证与证据</w:t>
+      </w:r>
+      <w:r>
+        <w:rPr>
+          <w:rFonts w:eastAsia="宋体"/>
+          <w:color w:val="000000"/>
+          <w:sz w:val="24"/>
+          <w:szCs w:val="24"/>
+        </w:rPr>
+        <w:t>：保存模板、映射、导入校验、异常清单和双方确认记录；不得把待确认源数据作为系统已正确数据。</w:t>
+      </w:r>
+    </w:p>
+    <w:p>
+      <w:pPr>
+        <w:spacing w:after="100" w:line="360" w:lineRule="auto"/>
+        <w:ind w:firstLine="475"/>
+      </w:pPr>
+      <w:r>
+        <w:rPr>
+          <w:rFonts w:eastAsia="宋体"/>
+          <w:color w:val="000000"/>
+          <w:sz w:val="24"/>
+          <w:szCs w:val="24"/>
+        </w:rPr>
+        <w:t>结论</w:t>
+      </w:r>
+      <w:r>
+        <w:rPr>
+          <w:rFonts w:eastAsia="宋体"/>
+          <w:color w:val="000000"/>
+          <w:sz w:val="24"/>
+          <w:szCs w:val="24"/>
+        </w:rPr>
+        <w:t>：已裁决；数据责任分工明确，数据质量仍待导入验证。</w:t>
+      </w:r>
+    </w:p>
+    <w:p>
+      <w:pPr>
+        <w:pStyle w:val="2"/>
+        <w:spacing w:before="200" w:after="120"/>
+      </w:pPr>
+      <w:r>
+        <w:rPr>
+          <w:rFonts w:eastAsia="黑体"/>
+          <w:b/>
+          <w:bCs/>
+          <w:sz w:val="28"/>
+          <w:szCs w:val="28"/>
+        </w:rPr>
+        <w:t>G2-CLR-010｜既有系统接口与 M2 连通门禁</w:t>
+      </w:r>
+    </w:p>
+    <w:p>
+      <w:pPr>
+        <w:spacing w:after="100" w:line="360" w:lineRule="auto"/>
+        <w:ind w:firstLine="475"/>
+      </w:pPr>
+      <w:r>
+        <w:rPr>
+          <w:rFonts w:eastAsia="宋体"/>
+          <w:color w:val="000000"/>
+          <w:sz w:val="24"/>
+          <w:szCs w:val="24"/>
+        </w:rPr>
+        <w:t>AI 反向问题</w:t>
+      </w:r>
+      <w:r>
+        <w:rPr>
+          <w:rFonts w:eastAsia="宋体"/>
+          <w:color w:val="000000"/>
+          <w:sz w:val="24"/>
+          <w:szCs w:val="24"/>
+        </w:rPr>
+        <w:t>：接口字段、账号和联调环境未提供时，能否以内部 mock 结果宣布视频和消息已完成？</w:t>
+      </w:r>
+    </w:p>
+    <w:p>
+      <w:pPr>
+        <w:spacing w:after="100" w:line="360" w:lineRule="auto"/>
+        <w:ind w:firstLine="475"/>
+      </w:pPr>
+      <w:r>
+        <w:rPr>
+          <w:rFonts w:eastAsia="宋体"/>
+          <w:color w:val="000000"/>
+          <w:sz w:val="24"/>
+          <w:szCs w:val="24"/>
+        </w:rPr>
+        <w:t>影响</w:t>
+      </w:r>
+      <w:r>
+        <w:rPr>
+          <w:rFonts w:eastAsia="宋体"/>
+          <w:color w:val="000000"/>
+          <w:sz w:val="24"/>
+          <w:szCs w:val="24"/>
+        </w:rPr>
+        <w:t>：会将模拟替代真实连通性，破坏 M2 准出和后续验收依据。</w:t>
+      </w:r>
+    </w:p>
+    <w:p>
+      <w:pPr>
+        <w:spacing w:after="100" w:line="360" w:lineRule="auto"/>
+        <w:ind w:firstLine="475"/>
+      </w:pPr>
+      <w:r>
+        <w:rPr>
+          <w:rFonts w:eastAsia="宋体"/>
+          <w:color w:val="000000"/>
+          <w:sz w:val="24"/>
+          <w:szCs w:val="24"/>
+        </w:rPr>
+        <w:t>既有人工裁决</w:t>
+      </w:r>
+      <w:r>
+        <w:rPr>
+          <w:rFonts w:eastAsia="宋体"/>
+          <w:color w:val="000000"/>
+          <w:sz w:val="24"/>
+          <w:szCs w:val="24"/>
+        </w:rPr>
+        <w:t>：甲方负责提供/协调各既有系统接口资料、账号、环境和窗口；乙方逐接口适配验证；视频和消息通道 M2 前完成连通性验证。</w:t>
+      </w:r>
+    </w:p>
+    <w:p>
+      <w:pPr>
+        <w:spacing w:after="100" w:line="360" w:lineRule="auto"/>
+        <w:ind w:firstLine="475"/>
+      </w:pPr>
+      <w:r>
+        <w:rPr>
+          <w:rFonts w:eastAsia="宋体"/>
+          <w:color w:val="000000"/>
+          <w:sz w:val="24"/>
+          <w:szCs w:val="24"/>
+        </w:rPr>
+        <w:t>裁决来源</w:t>
+      </w:r>
+      <w:r>
+        <w:rPr>
+          <w:rFonts w:eastAsia="宋体"/>
+          <w:color w:val="000000"/>
+          <w:sz w:val="24"/>
+          <w:szCs w:val="24"/>
+        </w:rPr>
+        <w:t>：DEC-010；F-005、F-208、F-300。</w:t>
+      </w:r>
+    </w:p>
+    <w:p>
+      <w:pPr>
+        <w:spacing w:after="100" w:line="360" w:lineRule="auto"/>
+        <w:ind w:firstLine="475"/>
+      </w:pPr>
+      <w:r>
+        <w:rPr>
+          <w:rFonts w:eastAsia="宋体"/>
+          <w:color w:val="000000"/>
+          <w:sz w:val="24"/>
+          <w:szCs w:val="24"/>
+        </w:rPr>
+        <w:t>双镜像落点</w:t>
+      </w:r>
+      <w:r>
+        <w:rPr>
+          <w:rFonts w:eastAsia="宋体"/>
+          <w:color w:val="000000"/>
+          <w:sz w:val="24"/>
+          <w:szCs w:val="24"/>
+        </w:rPr>
+        <w:t>：SRS 接口需求及验收追踪；spec G2-FR-006、020、022、027—029 和各 AC 的前置/验证条目。</w:t>
+      </w:r>
+    </w:p>
+    <w:p>
+      <w:pPr>
+        <w:spacing w:after="100" w:line="360" w:lineRule="auto"/>
+        <w:ind w:firstLine="475"/>
+      </w:pPr>
+      <w:r>
+        <w:rPr>
+          <w:rFonts w:eastAsia="宋体"/>
+          <w:color w:val="000000"/>
+          <w:sz w:val="24"/>
+          <w:szCs w:val="24"/>
+        </w:rPr>
+        <w:t>验证与证据</w:t>
+      </w:r>
+      <w:r>
+        <w:rPr>
+          <w:rFonts w:eastAsia="宋体"/>
+          <w:color w:val="000000"/>
+          <w:sz w:val="24"/>
+          <w:szCs w:val="24"/>
+        </w:rPr>
+        <w:t>：M2 前提交接口清单、联调记录、请求/响应或回执、失败处置和连通结论；mock 仅可作开发辅助，不替代连通验证。</w:t>
+      </w:r>
+    </w:p>
+    <w:p>
+      <w:pPr>
+        <w:spacing w:after="100" w:line="360" w:lineRule="auto"/>
+        <w:ind w:firstLine="475"/>
+      </w:pPr>
+      <w:r>
+        <w:rPr>
+          <w:rFonts w:eastAsia="宋体"/>
+          <w:color w:val="000000"/>
+          <w:sz w:val="24"/>
+          <w:szCs w:val="24"/>
+        </w:rPr>
+        <w:t>结论</w:t>
+      </w:r>
+      <w:r>
+        <w:rPr>
+          <w:rFonts w:eastAsia="宋体"/>
+          <w:color w:val="000000"/>
+          <w:sz w:val="24"/>
+          <w:szCs w:val="24"/>
+        </w:rPr>
+        <w:t>：已裁决；接口资料与窗口为甲方前置，逐接口验证为乙方责任。</w:t>
+      </w:r>
+    </w:p>
+    <w:p>
+      <w:pPr>
+        <w:pStyle w:val="2"/>
+        <w:spacing w:before="200" w:after="120"/>
+      </w:pPr>
+      <w:r>
+        <w:rPr>
+          <w:rFonts w:eastAsia="黑体"/>
+          <w:b/>
+          <w:bCs/>
+          <w:sz w:val="28"/>
+          <w:szCs w:val="28"/>
+        </w:rPr>
+        <w:t>G2-CLR-011｜应用安全与等保责任</w:t>
+      </w:r>
+    </w:p>
+    <w:p>
+      <w:pPr>
+        <w:spacing w:after="100" w:line="360" w:lineRule="auto"/>
+        <w:ind w:firstLine="475"/>
+      </w:pPr>
+      <w:r>
+        <w:rPr>
+          <w:rFonts w:eastAsia="宋体"/>
+          <w:color w:val="000000"/>
+          <w:sz w:val="24"/>
+          <w:szCs w:val="24"/>
+        </w:rPr>
+        <w:t>AI 反向问题</w:t>
+      </w:r>
+      <w:r>
+        <w:rPr>
+          <w:rFonts w:eastAsia="宋体"/>
+          <w:color w:val="000000"/>
+          <w:sz w:val="24"/>
+          <w:szCs w:val="24"/>
+        </w:rPr>
+        <w:t>：应用侧等保要求是否可因甲方负责定级/备案而不做漏洞扫描、SCA、渗透测试或高危清零？</w:t>
+      </w:r>
+    </w:p>
+    <w:p>
+      <w:pPr>
+        <w:spacing w:after="100" w:line="360" w:lineRule="auto"/>
+        <w:ind w:firstLine="475"/>
+      </w:pPr>
+      <w:r>
+        <w:rPr>
+          <w:rFonts w:eastAsia="宋体"/>
+          <w:color w:val="000000"/>
+          <w:sz w:val="24"/>
+          <w:szCs w:val="24"/>
+        </w:rPr>
+        <w:t>影响</w:t>
+      </w:r>
+      <w:r>
+        <w:rPr>
+          <w:rFonts w:eastAsia="宋体"/>
+          <w:color w:val="000000"/>
+          <w:sz w:val="24"/>
+          <w:szCs w:val="24"/>
+        </w:rPr>
+        <w:t>：会弱化应用交付安全门禁并造成高危漏洞处置责任缺失。</w:t>
+      </w:r>
+    </w:p>
+    <w:p>
+      <w:pPr>
+        <w:spacing w:after="100" w:line="360" w:lineRule="auto"/>
+        <w:ind w:firstLine="475"/>
+      </w:pPr>
+      <w:r>
+        <w:rPr>
+          <w:rFonts w:eastAsia="宋体"/>
+          <w:color w:val="000000"/>
+          <w:sz w:val="24"/>
+          <w:szCs w:val="24"/>
+        </w:rPr>
+        <w:t>既有人工裁决</w:t>
+      </w:r>
+      <w:r>
+        <w:rPr>
+          <w:rFonts w:eastAsia="宋体"/>
+          <w:color w:val="000000"/>
+          <w:sz w:val="24"/>
+          <w:szCs w:val="24"/>
+        </w:rPr>
+        <w:t>：按不低于等保二级中与应用软件直接相关的条款建设；甲方负责最终定级/备案和基础环境，乙方负责应用侧安全及 SCA/漏洞扫描/渗透测试，高危清零；正式第三方等保测评不默认属于乙方范围。</w:t>
+      </w:r>
+    </w:p>
+    <w:p>
+      <w:pPr>
+        <w:spacing w:after="100" w:line="360" w:lineRule="auto"/>
+        <w:ind w:firstLine="475"/>
+      </w:pPr>
+      <w:r>
+        <w:rPr>
+          <w:rFonts w:eastAsia="宋体"/>
+          <w:color w:val="000000"/>
+          <w:sz w:val="24"/>
+          <w:szCs w:val="24"/>
+        </w:rPr>
+        <w:t>裁决来源</w:t>
+      </w:r>
+      <w:r>
+        <w:rPr>
+          <w:rFonts w:eastAsia="宋体"/>
+          <w:color w:val="000000"/>
+          <w:sz w:val="24"/>
+          <w:szCs w:val="24"/>
+        </w:rPr>
+        <w:t>：DEC-011；F-205；KN-042、KN-043。</w:t>
+      </w:r>
+    </w:p>
+    <w:p>
+      <w:pPr>
+        <w:spacing w:after="100" w:line="360" w:lineRule="auto"/>
+        <w:ind w:firstLine="475"/>
+      </w:pPr>
+      <w:r>
+        <w:rPr>
+          <w:rFonts w:eastAsia="宋体"/>
+          <w:color w:val="000000"/>
+          <w:sz w:val="24"/>
+          <w:szCs w:val="24"/>
+        </w:rPr>
+        <w:t>双镜像落点</w:t>
+      </w:r>
+      <w:r>
+        <w:rPr>
+          <w:rFonts w:eastAsia="宋体"/>
+          <w:color w:val="000000"/>
+          <w:sz w:val="24"/>
+          <w:szCs w:val="24"/>
+        </w:rPr>
+        <w:t>：SRS 非功能安全章节；spec 第 1.1 通用验收约束和第 4 章变更/验证规则。</w:t>
+      </w:r>
+    </w:p>
+    <w:p>
+      <w:pPr>
+        <w:spacing w:after="100" w:line="360" w:lineRule="auto"/>
+        <w:ind w:firstLine="475"/>
+      </w:pPr>
+      <w:r>
+        <w:rPr>
+          <w:rFonts w:eastAsia="宋体"/>
+          <w:color w:val="000000"/>
+          <w:sz w:val="24"/>
+          <w:szCs w:val="24"/>
+        </w:rPr>
+        <w:t>验证与证据</w:t>
+      </w:r>
+      <w:r>
+        <w:rPr>
+          <w:rFonts w:eastAsia="宋体"/>
+          <w:color w:val="000000"/>
+          <w:sz w:val="24"/>
+          <w:szCs w:val="24"/>
+        </w:rPr>
+        <w:t>：提交应用侧扫描、SCA、渗透复测和高危清零证据；不把甲方定级/备案职责移给乙方，也不把安全测试结果预先写成通过。</w:t>
+      </w:r>
+    </w:p>
+    <w:p>
+      <w:pPr>
+        <w:spacing w:after="100" w:line="360" w:lineRule="auto"/>
+        <w:ind w:firstLine="475"/>
+      </w:pPr>
+      <w:r>
+        <w:rPr>
+          <w:rFonts w:eastAsia="宋体"/>
+          <w:color w:val="000000"/>
+          <w:sz w:val="24"/>
+          <w:szCs w:val="24"/>
+        </w:rPr>
+        <w:t>结论</w:t>
+      </w:r>
+      <w:r>
+        <w:rPr>
+          <w:rFonts w:eastAsia="宋体"/>
+          <w:color w:val="000000"/>
+          <w:sz w:val="24"/>
+          <w:szCs w:val="24"/>
+        </w:rPr>
+        <w:t>：已裁决；应用安全责任明确，证据待形成。</w:t>
+      </w:r>
+    </w:p>
+    <w:p>
+      <w:pPr>
+        <w:pStyle w:val="2"/>
+        <w:spacing w:before="200" w:after="120"/>
+      </w:pPr>
+      <w:r>
+        <w:rPr>
+          <w:rFonts w:eastAsia="黑体"/>
+          <w:b/>
+          <w:bCs/>
+          <w:sz w:val="28"/>
+          <w:szCs w:val="28"/>
+        </w:rPr>
+        <w:t>G2-CLR-012｜项目匿名名称与主体称谓</w:t>
+      </w:r>
+    </w:p>
+    <w:p>
+      <w:pPr>
+        <w:spacing w:after="100" w:line="360" w:lineRule="auto"/>
+        <w:ind w:firstLine="475"/>
+      </w:pPr>
+      <w:r>
+        <w:rPr>
+          <w:rFonts w:eastAsia="宋体"/>
+          <w:color w:val="000000"/>
+          <w:sz w:val="24"/>
+          <w:szCs w:val="24"/>
+        </w:rPr>
+        <w:t>AI 反向问题</w:t>
+      </w:r>
+      <w:r>
+        <w:rPr>
+          <w:rFonts w:eastAsia="宋体"/>
+          <w:color w:val="000000"/>
+          <w:sz w:val="24"/>
+          <w:szCs w:val="24"/>
+        </w:rPr>
+        <w:t>：第二关文档是否可以沿用其他案例项目名称、真实单位名称或自定义招标主体？</w:t>
+      </w:r>
+    </w:p>
+    <w:p>
+      <w:pPr>
+        <w:spacing w:after="100" w:line="360" w:lineRule="auto"/>
+        <w:ind w:firstLine="475"/>
+      </w:pPr>
+      <w:r>
+        <w:rPr>
+          <w:rFonts w:eastAsia="宋体"/>
+          <w:color w:val="000000"/>
+          <w:sz w:val="24"/>
+          <w:szCs w:val="24"/>
+        </w:rPr>
+        <w:t>影响</w:t>
+      </w:r>
+      <w:r>
+        <w:rPr>
+          <w:rFonts w:eastAsia="宋体"/>
+          <w:color w:val="000000"/>
+          <w:sz w:val="24"/>
+          <w:szCs w:val="24"/>
+        </w:rPr>
+        <w:t>：项目身份漂移会污染 SRS、spec、RTM 和后续评审材料，降低追踪完整性。</w:t>
+      </w:r>
+    </w:p>
+    <w:p>
+      <w:pPr>
+        <w:spacing w:after="100" w:line="360" w:lineRule="auto"/>
+        <w:ind w:firstLine="475"/>
+      </w:pPr>
+      <w:r>
+        <w:rPr>
+          <w:rFonts w:eastAsia="宋体"/>
+          <w:color w:val="000000"/>
+          <w:sz w:val="24"/>
+          <w:szCs w:val="24"/>
+        </w:rPr>
+        <w:t>既有人工裁决</w:t>
+      </w:r>
+      <w:r>
+        <w:rPr>
+          <w:rFonts w:eastAsia="宋体"/>
+          <w:color w:val="000000"/>
+          <w:sz w:val="24"/>
+          <w:szCs w:val="24"/>
+        </w:rPr>
+        <w:t>：正式匿名名称统一使用“某自然博物馆智能运营中心建设项目——应急管理子系统”，招标人为“某自然博物馆”。</w:t>
+      </w:r>
+    </w:p>
+    <w:p>
+      <w:pPr>
+        <w:spacing w:after="100" w:line="360" w:lineRule="auto"/>
+        <w:ind w:firstLine="475"/>
+      </w:pPr>
+      <w:r>
+        <w:rPr>
+          <w:rFonts w:eastAsia="宋体"/>
+          <w:color w:val="000000"/>
+          <w:sz w:val="24"/>
+          <w:szCs w:val="24"/>
+        </w:rPr>
+        <w:t>裁决来源</w:t>
+      </w:r>
+      <w:r>
+        <w:rPr>
+          <w:rFonts w:eastAsia="宋体"/>
+          <w:color w:val="000000"/>
+          <w:sz w:val="24"/>
+          <w:szCs w:val="24"/>
+        </w:rPr>
+        <w:t>：DEC-012；F-001。</w:t>
+      </w:r>
+    </w:p>
+    <w:p>
+      <w:pPr>
+        <w:spacing w:after="100" w:line="360" w:lineRule="auto"/>
+        <w:ind w:firstLine="475"/>
+      </w:pPr>
+      <w:r>
+        <w:rPr>
+          <w:rFonts w:eastAsia="宋体"/>
+          <w:color w:val="000000"/>
+          <w:sz w:val="24"/>
+          <w:szCs w:val="24"/>
+        </w:rPr>
+        <w:t>双镜像落点</w:t>
+      </w:r>
+      <w:r>
+        <w:rPr>
+          <w:rFonts w:eastAsia="宋体"/>
+          <w:color w:val="000000"/>
+          <w:sz w:val="24"/>
+          <w:szCs w:val="24"/>
+        </w:rPr>
+        <w:t>：SRS 封面/引言；spec 文件头；本记录文件头。</w:t>
+      </w:r>
+    </w:p>
+    <w:p>
+      <w:pPr>
+        <w:spacing w:after="100" w:line="360" w:lineRule="auto"/>
+        <w:ind w:firstLine="475"/>
+      </w:pPr>
+      <w:r>
+        <w:rPr>
+          <w:rFonts w:eastAsia="宋体"/>
+          <w:color w:val="000000"/>
+          <w:sz w:val="24"/>
+          <w:szCs w:val="24"/>
+        </w:rPr>
+        <w:t>验证与证据</w:t>
+      </w:r>
+      <w:r>
+        <w:rPr>
+          <w:rFonts w:eastAsia="宋体"/>
+          <w:color w:val="000000"/>
+          <w:sz w:val="24"/>
+          <w:szCs w:val="24"/>
+        </w:rPr>
+        <w:t>：通过全文称谓检索和交付前一致性检查确认；发现旧称谓时按文档修订流程更正。</w:t>
+      </w:r>
+    </w:p>
+    <w:p>
+      <w:pPr>
+        <w:spacing w:after="100" w:line="360" w:lineRule="auto"/>
+        <w:ind w:firstLine="475"/>
+      </w:pPr>
+      <w:r>
+        <w:rPr>
+          <w:rFonts w:eastAsia="宋体"/>
+          <w:color w:val="000000"/>
+          <w:sz w:val="24"/>
+          <w:szCs w:val="24"/>
+        </w:rPr>
+        <w:t>结论</w:t>
+      </w:r>
+      <w:r>
+        <w:rPr>
+          <w:rFonts w:eastAsia="宋体"/>
+          <w:color w:val="000000"/>
+          <w:sz w:val="24"/>
+          <w:szCs w:val="24"/>
+        </w:rPr>
+        <w:t>：已裁决；仅统一项目称谓，不改变功能、范围或验收。</w:t>
+      </w:r>
+    </w:p>
+    <w:p>
+      <w:pPr>
+        <w:pStyle w:val="1"/>
+        <w:spacing w:before="240" w:after="160"/>
+      </w:pPr>
+      <w:r>
+        <w:rPr>
+          <w:rFonts w:eastAsia="黑体"/>
+          <w:b/>
+          <w:bCs/>
+        </w:rPr>
+        <w:t>3 对后续任务的输入</w:t>
+      </w:r>
+    </w:p>
+    <w:p>
+      <w:pPr>
         <w:pStyle w:val="a4"/>
-      </w:pPr>
-      <w:r>
-        <w:rPr>
+        <w:numPr>
+          <w:ilvl w:val="0"/>
+          <w:numId w:val="1"/>
+        </w:numPr>
+        <w:spacing w:after="60" w:line="360" w:lineRule="auto"/>
+      </w:pPr>
+      <w:r>
+        <w:rPr>
+          <w:rFonts w:eastAsia="宋体"/>
+          <w:sz w:val="24"/>
+          <w:szCs w:val="24"/>
+        </w:rPr>
+        <w:t xml:space="preserve">1. </w:t>
+      </w:r>
+      <w:r>
+        <w:rPr>
+          <w:rFonts w:eastAsia="宋体"/>
           <w:b/>
-        </w:rPr>
-        <w:t>AI 反向问题</w:t>
-      </w:r>
-      <w:r>
-        <w:t>：历史录像回放是强制能力时，本项目是否要新建录像平台并承诺保存时长？</w:t>
+          <w:sz w:val="24"/>
+          <w:szCs w:val="24"/>
+        </w:rPr>
+        <w:t>G2-06 RTM</w:t>
+      </w:r>
+      <w:r>
+        <w:rPr>
+          <w:rFonts w:eastAsia="宋体"/>
+          <w:sz w:val="24"/>
+          <w:szCs w:val="24"/>
+        </w:rPr>
+        <w:t xml:space="preserve">：将每条 </w:t>
+      </w:r>
+      <w:r>
+        <w:rPr>
+          <w:rFonts w:eastAsia="宋体"/>
+          <w:sz w:val="24"/>
+          <w:szCs w:val="24"/>
+        </w:rPr>
+        <w:t>G2-CLR</w:t>
+      </w:r>
+      <w:r>
+        <w:rPr>
+          <w:rFonts w:eastAsia="宋体"/>
+          <w:sz w:val="24"/>
+          <w:szCs w:val="24"/>
+        </w:rPr>
+        <w:t xml:space="preserve"> 作为“裁决/边界”证据列，与受影响 G2-FR、AC 和后续测试证据建立关联；不把“待验证”记为测试通过。</w:t>
       </w:r>
     </w:p>
     <w:p>
       <w:pPr>
         <w:pStyle w:val="a4"/>
-      </w:pPr>
-      <w:r>
-        <w:rPr>
+        <w:numPr>
+          <w:ilvl w:val="0"/>
+          <w:numId w:val="1"/>
+        </w:numPr>
+        <w:spacing w:after="60" w:line="360" w:lineRule="auto"/>
+      </w:pPr>
+      <w:r>
+        <w:rPr>
+          <w:rFonts w:eastAsia="宋体"/>
+          <w:sz w:val="24"/>
+          <w:szCs w:val="24"/>
+        </w:rPr>
+        <w:t xml:space="preserve">2. </w:t>
+      </w:r>
+      <w:r>
+        <w:rPr>
+          <w:rFonts w:eastAsia="宋体"/>
           <w:b/>
-        </w:rPr>
-        <w:t>影响</w:t>
-      </w:r>
-      <w:r>
-        <w:t>：若把既有录像存储纳入本项目，将错误扩大采购、部署、容量和验收责任；若弱化回放，则会遗漏强制功能。</w:t>
+          <w:sz w:val="24"/>
+          <w:szCs w:val="24"/>
+        </w:rPr>
+        <w:t>G2-07 M2 评审</w:t>
+      </w:r>
+      <w:r>
+        <w:rPr>
+          <w:rFonts w:eastAsia="宋体"/>
+          <w:sz w:val="24"/>
+          <w:szCs w:val="24"/>
+        </w:rPr>
+        <w:t>：检查视频、消息连通性是否已有真实证据；其余接口、环境、性能、安全和部署事项按各自验证前置列出，不以本记录代替联调或验收。</w:t>
       </w:r>
     </w:p>
     <w:p>
       <w:pPr>
         <w:pStyle w:val="a4"/>
-      </w:pPr>
-      <w:r>
-        <w:rPr>
+        <w:numPr>
+          <w:ilvl w:val="0"/>
+          <w:numId w:val="1"/>
+        </w:numPr>
+        <w:spacing w:after="60" w:line="360" w:lineRule="auto"/>
+      </w:pPr>
+      <w:r>
+        <w:rPr>
+          <w:rFonts w:eastAsia="宋体"/>
+          <w:sz w:val="24"/>
+          <w:szCs w:val="24"/>
+        </w:rPr>
+        <w:t xml:space="preserve">3. </w:t>
+      </w:r>
+      <w:r>
+        <w:rPr>
+          <w:rFonts w:eastAsia="宋体"/>
           <w:b/>
-        </w:rPr>
-        <w:t>既有人工裁决</w:t>
-      </w:r>
-      <w:r>
-        <w:t>：历史录像回放为强制要求；录像产生、存储和不少于 30 天保存由既有视频系统负责；本项目负责接口接入、实时调阅、历史回放和验证，不新建录像存储。</w:t>
+          <w:sz w:val="24"/>
+          <w:szCs w:val="24"/>
+        </w:rPr>
+        <w:t>变更门禁</w:t>
+      </w:r>
+      <w:r>
+        <w:rPr>
+          <w:rFonts w:eastAsia="宋体"/>
+          <w:sz w:val="24"/>
+          <w:szCs w:val="24"/>
+        </w:rPr>
+        <w:t>：任何与本记录裁决相反的新事实、接口限制、范围或数字，必须先登记 Issue 并获得授权，随后同步 SRS、spec、RTM 与本记录。</w:t>
+      </w:r>
+    </w:p>
+    <w:p>
+      <w:pPr>
+        <w:pStyle w:val="1"/>
+        <w:spacing w:before="240" w:after="160"/>
+      </w:pPr>
+      <w:r>
+        <w:rPr>
+          <w:rFonts w:eastAsia="黑体"/>
+          <w:b/>
+          <w:bCs/>
+        </w:rPr>
+        <w:t>4 自检</w:t>
       </w:r>
     </w:p>
     <w:p>
       <w:pPr>
         <w:pStyle w:val="a4"/>
-      </w:pPr>
-      <w:r>
-        <w:rPr>
-          <w:b/>
-        </w:rPr>
-        <w:t>裁决来源</w:t>
-      </w:r>
-      <w:r>
-        <w:t>：DEC-001；F-106；KN-010、KN-060。</w:t>
+        <w:numPr>
+          <w:ilvl w:val="0"/>
+          <w:numId w:val="1"/>
+        </w:numPr>
+        <w:spacing w:after="60" w:line="360" w:lineRule="auto"/>
+      </w:pPr>
+      <w:r>
+        <w:rPr>
+          <w:rFonts w:eastAsia="宋体"/>
+          <w:sz w:val="24"/>
+          <w:szCs w:val="24"/>
+        </w:rPr>
+        <w:t>12 条记录均有唯一编号、AI 反向问题、影响、既有人工裁决、来源、SRS/spec 落点、验证方式和结论。</w:t>
       </w:r>
     </w:p>
     <w:p>
       <w:pPr>
         <w:pStyle w:val="a4"/>
-      </w:pPr>
-      <w:r>
-        <w:rPr>
-          <w:b/>
-        </w:rPr>
-        <w:t>双镜像落点</w:t>
-      </w:r>
-      <w:r>
-        <w:t>：SRS G2-FR-006、G2-FR-029；spec AC-G2-FR-006-01—03、AC-G2-FR-029-01。</w:t>
+        <w:numPr>
+          <w:ilvl w:val="0"/>
+          <w:numId w:val="1"/>
+        </w:numPr>
+        <w:spacing w:after="60" w:line="360" w:lineRule="auto"/>
+      </w:pPr>
+      <w:r>
+        <w:rPr>
+          <w:rFonts w:eastAsia="宋体"/>
+          <w:sz w:val="24"/>
+          <w:szCs w:val="24"/>
+        </w:rPr>
+        <w:t>12 项裁决均为既有 DEC-001—DEC-012 的转录和追踪，没有由 AI 新增甲方决定。</w:t>
       </w:r>
     </w:p>
     <w:p>
       <w:pPr>
         <w:pStyle w:val="a4"/>
-      </w:pPr>
-      <w:r>
-        <w:rPr>
-          <w:b/>
-        </w:rPr>
-        <w:t>验证与证据</w:t>
-      </w:r>
-      <w:r>
-        <w:t>：M2 前完成视频连通；在既有录像和授权账号条件下实测回放与首帧，保存条件以既有系统证据确认。</w:t>
+        <w:numPr>
+          <w:ilvl w:val="0"/>
+          <w:numId w:val="1"/>
+        </w:numPr>
+        <w:spacing w:after="60" w:line="360" w:lineRule="auto"/>
+      </w:pPr>
+      <w:r>
+        <w:rPr>
+          <w:rFonts w:eastAsia="宋体"/>
+          <w:sz w:val="24"/>
+          <w:szCs w:val="24"/>
+        </w:rPr>
+        <w:t>文本未新增功能、★属性、数字、SLA 或范围外承诺；尚未形成的能力均明确为待验证。</w:t>
       </w:r>
     </w:p>
     <w:p>
       <w:pPr>
         <w:pStyle w:val="a4"/>
-      </w:pPr>
-      <w:r>
-        <w:rPr>
-          <w:b/>
-        </w:rPr>
-        <w:t>结论</w:t>
-      </w:r>
-      <w:r>
-        <w:t>：已裁决；不改变需求范围，现场能力仍待验证。</w:t>
-      </w:r>
-    </w:p>
-    <w:p>
-      <w:pPr>
-        <w:pStyle w:val="2"/>
-      </w:pPr>
-      <w:r>
-        <w:t>G2-CLR-002｜定位源精度与刷新责任</w:t>
-      </w:r>
-    </w:p>
-    <w:p>
-      <w:pPr>
-        <w:pStyle w:val="a4"/>
-      </w:pPr>
-      <w:r>
-        <w:rPr>
-          <w:b/>
-        </w:rPr>
-        <w:t>AI 反向问题</w:t>
-      </w:r>
-      <w:r>
-        <w:t>：≤2 秒刷新和亚米级精度是否意味着乙方需要建设定位基站并保证源精度？</w:t>
-      </w:r>
-    </w:p>
-    <w:p>
-      <w:pPr>
-        <w:pStyle w:val="a4"/>
-      </w:pPr>
-      <w:r>
-        <w:rPr>
-          <w:b/>
-        </w:rPr>
-        <w:t>影响</w:t>
-      </w:r>
-      <w:r>
-        <w:t>：错误归责会造成范围外硬件承诺；未声明源精度边界会导致验收对象不清。</w:t>
-      </w:r>
-    </w:p>
-    <w:p>
-      <w:pPr>
-        <w:pStyle w:val="a4"/>
-      </w:pPr>
-      <w:r>
-        <w:rPr>
-          <w:b/>
-        </w:rPr>
-        <w:t>既有人工裁决</w:t>
-      </w:r>
-      <w:r>
-        <w:t>：甲方提供定位基础设施、源数据和验收所需亚米级能力；乙方负责接口、人员关联、坐标/楼层映射、展示和不超过 2 秒刷新，且不得降低源精度。</w:t>
-      </w:r>
-    </w:p>
-    <w:p>
-      <w:pPr>
-        <w:pStyle w:val="a4"/>
-      </w:pPr>
-      <w:r>
-        <w:rPr>
-          <w:b/>
-        </w:rPr>
-        <w:t>裁决来源</w:t>
-      </w:r>
-      <w:r>
-        <w:t>：DEC-002；F-105；KN-008、KN-009。</w:t>
-      </w:r>
-    </w:p>
-    <w:p>
-      <w:pPr>
-        <w:pStyle w:val="a4"/>
-      </w:pPr>
-      <w:r>
-        <w:rPr>
-          <w:b/>
-        </w:rPr>
-        <w:t>双镜像落点</w:t>
-      </w:r>
-      <w:r>
-        <w:t>：SRS G2-FR-005；spec AC-G2-FR-005-01—03。</w:t>
-      </w:r>
-    </w:p>
-    <w:p>
-      <w:pPr>
-        <w:pStyle w:val="a4"/>
-      </w:pPr>
-      <w:r>
-        <w:rPr>
-          <w:b/>
-        </w:rPr>
-        <w:t>验证与证据</w:t>
-      </w:r>
-      <w:r>
-        <w:t>：在甲方验收环境比较源/展示时间戳与精度；对过期或不可用位置标识新鲜度并禁止自动邻近调派结论。</w:t>
-      </w:r>
-    </w:p>
-    <w:p>
-      <w:pPr>
-        <w:pStyle w:val="a4"/>
-      </w:pPr>
-      <w:r>
-        <w:rPr>
-          <w:b/>
-        </w:rPr>
-        <w:t>结论</w:t>
-      </w:r>
-      <w:r>
-        <w:t>：已裁决；定位基础设施不纳入本项目，链路性能待现场验证。</w:t>
-      </w:r>
-    </w:p>
-    <w:p>
-      <w:pPr>
-        <w:pStyle w:val="2"/>
-      </w:pPr>
-      <w:r>
-        <w:t>G2-CLR-003｜疏散门禁联动的授权与降级</w:t>
-      </w:r>
-    </w:p>
-    <w:p>
-      <w:pPr>
-        <w:pStyle w:val="a4"/>
-      </w:pPr>
-      <w:r>
-        <w:rPr>
-          <w:b/>
-        </w:rPr>
-        <w:t>AI 反向问题</w:t>
-      </w:r>
-      <w:r>
-        <w:t>：系统接到疏散事件后，能否自动绕过既有门禁联锁直接开门？</w:t>
-      </w:r>
-    </w:p>
-    <w:p>
-      <w:pPr>
-        <w:pStyle w:val="a4"/>
-      </w:pPr>
-      <w:r>
-        <w:rPr>
-          <w:b/>
-        </w:rPr>
-        <w:t>影响</w:t>
-      </w:r>
-      <w:r>
-        <w:t>：自动越权或绕过安全联锁会引入安全风险；不定义失败路径则无法验证降级行为。</w:t>
-      </w:r>
-    </w:p>
-    <w:p>
-      <w:pPr>
-        <w:pStyle w:val="a4"/>
-      </w:pPr>
-      <w:r>
-        <w:rPr>
-          <w:b/>
-        </w:rPr>
-        <w:t>既有人工裁决</w:t>
-      </w:r>
-      <w:r>
-        <w:t>：门禁联动提升为“应支持”；授权人员确认后下发开启指令，服从既有门禁安全联锁，失败时告警并人工降级。</w:t>
-      </w:r>
-    </w:p>
-    <w:p>
-      <w:pPr>
-        <w:pStyle w:val="a4"/>
-      </w:pPr>
-      <w:r>
-        <w:rPr>
-          <w:b/>
-        </w:rPr>
-        <w:t>裁决来源</w:t>
-      </w:r>
-      <w:r>
-        <w:t>：DEC-003；F-138。</w:t>
-      </w:r>
-    </w:p>
-    <w:p>
-      <w:pPr>
-        <w:pStyle w:val="a4"/>
-      </w:pPr>
-      <w:r>
-        <w:rPr>
-          <w:b/>
-        </w:rPr>
-        <w:t>双镜像落点</w:t>
-      </w:r>
-      <w:r>
-        <w:t>：SRS G2-FR-029；spec AC-G2-FR-029-02—03。</w:t>
-      </w:r>
-    </w:p>
-    <w:p>
-      <w:pPr>
-        <w:pStyle w:val="a4"/>
-      </w:pPr>
-      <w:r>
-        <w:rPr>
-          <w:b/>
-        </w:rPr>
-        <w:t>验证与证据</w:t>
-      </w:r>
-      <w:r>
-        <w:t>：用授权、拒绝、超时和联锁失败场景检查指令、回执、告警和人工处置记录；不以未联调结果宣称联动成功。</w:t>
-      </w:r>
-    </w:p>
-    <w:p>
-      <w:pPr>
-        <w:pStyle w:val="a4"/>
-      </w:pPr>
-      <w:r>
-        <w:rPr>
-          <w:b/>
-        </w:rPr>
-        <w:t>结论</w:t>
-      </w:r>
-      <w:r>
-        <w:t>：已裁决；仅受权联动，不绕过既有安全机制。</w:t>
-      </w:r>
-    </w:p>
-    <w:p>
-      <w:pPr>
-        <w:pStyle w:val="2"/>
-      </w:pPr>
-      <w:r>
-        <w:t>G2-CLR-004｜统一消息通道与指标口径</w:t>
-      </w:r>
-    </w:p>
-    <w:p>
-      <w:pPr>
-        <w:pStyle w:val="a4"/>
-      </w:pPr>
-      <w:r>
-        <w:rPr>
-          <w:b/>
-        </w:rPr>
-        <w:t>AI 反向问题</w:t>
-      </w:r>
-      <w:r>
-        <w:t>：≥20 路并发、≥99% 到达率是否要求乙方自建短信/消息平台，且能否以模拟回执替代验收？</w:t>
-      </w:r>
-    </w:p>
-    <w:p>
-      <w:pPr>
-        <w:pStyle w:val="a4"/>
-      </w:pPr>
-      <w:r>
-        <w:rPr>
-          <w:b/>
-        </w:rPr>
-        <w:t>影响</w:t>
-      </w:r>
-      <w:r>
-        <w:t>：自建会重复甲方既有能力；使用非验收通道会使指标证据无效。</w:t>
-      </w:r>
-    </w:p>
-    <w:p>
-      <w:pPr>
-        <w:pStyle w:val="a4"/>
-      </w:pPr>
-      <w:r>
-        <w:rPr>
-          <w:b/>
-        </w:rPr>
-        <w:t>既有人工裁决</w:t>
-      </w:r>
-      <w:r>
-        <w:t>：甲方提供统一消息通道、短信账号/签名/配额；乙方负责调用、并发、重试、回执与留痕；在正常验收通道内验证≥20 路、≥99%。</w:t>
-      </w:r>
-    </w:p>
-    <w:p>
-      <w:pPr>
-        <w:pStyle w:val="a4"/>
-      </w:pPr>
-      <w:r>
-        <w:rPr>
-          <w:b/>
-        </w:rPr>
-        <w:t>裁决来源</w:t>
-      </w:r>
-      <w:r>
-        <w:t>：DEC-004；F-122、F-129；KN-006、KN-007。</w:t>
-      </w:r>
-    </w:p>
-    <w:p>
-      <w:pPr>
-        <w:pStyle w:val="a4"/>
-      </w:pPr>
-      <w:r>
-        <w:rPr>
-          <w:b/>
-        </w:rPr>
-        <w:t>双镜像落点</w:t>
-      </w:r>
-      <w:r>
-        <w:t>：SRS G2-FR-020、G2-FR-022；spec AC-G2-FR-020-02—03、AC-G2-FR-022-03。</w:t>
-      </w:r>
-    </w:p>
-    <w:p>
-      <w:pPr>
-        <w:pStyle w:val="a4"/>
-      </w:pPr>
-      <w:r>
-        <w:rPr>
-          <w:b/>
-        </w:rPr>
-        <w:t>验证与证据</w:t>
-      </w:r>
-      <w:r>
-        <w:t>：M2 前连通；以通道请求、回执、重试和并发统计记录验证，失败进入告警或人工处置。</w:t>
-      </w:r>
-    </w:p>
-    <w:p>
-      <w:pPr>
-        <w:pStyle w:val="a4"/>
-      </w:pPr>
-      <w:r>
-        <w:rPr>
-          <w:b/>
-        </w:rPr>
-        <w:t>结论</w:t>
-      </w:r>
-      <w:r>
-        <w:t>：已裁决；消息通道本体不纳入建设，指标尚待实测。</w:t>
-      </w:r>
-    </w:p>
-    <w:p>
-      <w:pPr>
-        <w:pStyle w:val="2"/>
-      </w:pPr>
-      <w:r>
-        <w:t>G2-CLR-005｜统一中台的建设边界</w:t>
-      </w:r>
-    </w:p>
-    <w:p>
-      <w:pPr>
-        <w:pStyle w:val="a4"/>
-      </w:pPr>
-      <w:r>
-        <w:rPr>
-          <w:b/>
-        </w:rPr>
-        <w:t>AI 反向问题</w:t>
-      </w:r>
-      <w:r>
-        <w:t>：为保证本系统可独立运行，是否可以自行实现身份、组织、权限、消息、工作流、文件和门户？</w:t>
-      </w:r>
-    </w:p>
-    <w:p>
-      <w:pPr>
-        <w:pStyle w:val="a4"/>
-      </w:pPr>
-      <w:r>
-        <w:rPr>
-          <w:b/>
-        </w:rPr>
-        <w:t>影响</w:t>
-      </w:r>
-      <w:r>
-        <w:t>：重复建设会偏离既有中台复用边界，并造成权限与审计口径不一致。</w:t>
-      </w:r>
-    </w:p>
-    <w:p>
-      <w:pPr>
-        <w:pStyle w:val="a4"/>
-      </w:pPr>
-      <w:r>
-        <w:rPr>
-          <w:b/>
-        </w:rPr>
-        <w:t>既有人工裁决</w:t>
-      </w:r>
-      <w:r>
-        <w:t>：统一中台提供身份、组织、权限、消息、工作流、文件存储、门户和数据汇聚；乙方只做应急业务适配，不重复建设通用平台能力。</w:t>
-      </w:r>
-    </w:p>
-    <w:p>
-      <w:pPr>
-        <w:pStyle w:val="a4"/>
-      </w:pPr>
-      <w:r>
-        <w:rPr>
-          <w:b/>
-        </w:rPr>
-        <w:t>裁决来源</w:t>
-      </w:r>
-      <w:r>
-        <w:t>：DEC-005；F-137。</w:t>
-      </w:r>
-    </w:p>
-    <w:p>
-      <w:pPr>
-        <w:pStyle w:val="a4"/>
-      </w:pPr>
-      <w:r>
-        <w:rPr>
-          <w:b/>
-        </w:rPr>
-        <w:t>双镜像落点</w:t>
-      </w:r>
-      <w:r>
-        <w:t>：SRS G2-FR-028；spec AC-G2-FR-028-01—03。</w:t>
-      </w:r>
-    </w:p>
-    <w:p>
-      <w:pPr>
-        <w:pStyle w:val="a4"/>
-      </w:pPr>
-      <w:r>
-        <w:rPr>
-          <w:b/>
-        </w:rPr>
-        <w:t>验证与证据</w:t>
-      </w:r>
-      <w:r>
-        <w:t>：以中台账号、组织与权限联调，以及消息/工作流/文件调用审计验证；中台异常应记录降级或人工处置。</w:t>
-      </w:r>
-    </w:p>
-    <w:p>
-      <w:pPr>
-        <w:pStyle w:val="a4"/>
-      </w:pPr>
-      <w:r>
-        <w:rPr>
-          <w:b/>
-        </w:rPr>
-        <w:t>结论</w:t>
-      </w:r>
-      <w:r>
-        <w:t>：已裁决；不创建通用平台替代品，接口能力待联调。</w:t>
-      </w:r>
-    </w:p>
-    <w:p>
-      <w:pPr>
-        <w:pStyle w:val="2"/>
-      </w:pPr>
-      <w:r>
-        <w:t>G2-CLR-006｜地图与三维服务责任</w:t>
-      </w:r>
-    </w:p>
-    <w:p>
-      <w:pPr>
-        <w:pStyle w:val="a4"/>
-      </w:pPr>
-      <w:r>
-        <w:rPr>
-          <w:b/>
-        </w:rPr>
-        <w:t>AI 反向问题</w:t>
-      </w:r>
-      <w:r>
-        <w:t>：一张图和空间点位能力是否包含重新测绘、购买底图或三维建模？</w:t>
-      </w:r>
-    </w:p>
-    <w:p>
-      <w:pPr>
-        <w:pStyle w:val="a4"/>
-      </w:pPr>
-      <w:r>
-        <w:rPr>
-          <w:b/>
-        </w:rPr>
-        <w:t>影响</w:t>
-      </w:r>
-      <w:r>
-        <w:t>：错误扩大交付范围，并会混淆地图源、坐标系与业务叠加的验收责任。</w:t>
-      </w:r>
-    </w:p>
-    <w:p>
-      <w:pPr>
-        <w:pStyle w:val="a4"/>
-      </w:pPr>
-      <w:r>
-        <w:rPr>
-          <w:b/>
-        </w:rPr>
-        <w:t>既有人工裁决</w:t>
-      </w:r>
-      <w:r>
-        <w:t>：甲方提供二维、楼层及验收所需三维地图/服务和合法使用权；乙方负责加载、叠加和点位能力，不负责重新测绘或三维建模。</w:t>
-      </w:r>
-    </w:p>
-    <w:p>
-      <w:pPr>
-        <w:pStyle w:val="a4"/>
-      </w:pPr>
-      <w:r>
-        <w:rPr>
-          <w:b/>
-        </w:rPr>
-        <w:t>裁决来源</w:t>
-      </w:r>
-      <w:r>
-        <w:t>：DEC-006；F-009、F-107、F-120。</w:t>
-      </w:r>
-    </w:p>
-    <w:p>
-      <w:pPr>
-        <w:pStyle w:val="a4"/>
-      </w:pPr>
-      <w:r>
-        <w:rPr>
-          <w:b/>
-        </w:rPr>
-        <w:t>双镜像落点</w:t>
-      </w:r>
-      <w:r>
-        <w:t>：SRS G2-FR-005、007、018、026；spec AC-G2-FR-007-01—03、AC-G2-FR-018-01—03、AC-G2-FR-026-01。</w:t>
-      </w:r>
-    </w:p>
-    <w:p>
-      <w:pPr>
-        <w:pStyle w:val="a4"/>
-      </w:pPr>
-      <w:r>
-        <w:rPr>
-          <w:b/>
-        </w:rPr>
-        <w:t>验证与证据</w:t>
-      </w:r>
-      <w:r>
-        <w:t>：在甲方地图服务上验证加载、坐标/楼层映射、站点与点位叠加；格式或坐标系差异进入接口问题处理。</w:t>
-      </w:r>
-    </w:p>
-    <w:p>
-      <w:pPr>
-        <w:pStyle w:val="a4"/>
-      </w:pPr>
-      <w:r>
-        <w:rPr>
-          <w:b/>
-        </w:rPr>
-        <w:t>结论</w:t>
-      </w:r>
-      <w:r>
-        <w:t>：已裁决；地图服务提供与业务叠加责任清楚，现场适配待验证。</w:t>
-      </w:r>
-    </w:p>
-    <w:p>
-      <w:pPr>
-        <w:pStyle w:val="2"/>
-      </w:pPr>
-      <w:r>
-        <w:t>G2-CLR-007｜移动端形态与发布责任</w:t>
-      </w:r>
-    </w:p>
-    <w:p>
-      <w:pPr>
-        <w:pStyle w:val="a4"/>
-      </w:pPr>
-      <w:r>
-        <w:rPr>
-          <w:b/>
-        </w:rPr>
-        <w:t>AI 反向问题</w:t>
-      </w:r>
-      <w:r>
-        <w:t>：移动功能是否需要额外交付 Android/iOS 原生 APP，并由乙方上架发布？</w:t>
-      </w:r>
-    </w:p>
-    <w:p>
-      <w:pPr>
-        <w:pStyle w:val="a4"/>
-      </w:pPr>
-      <w:r>
-        <w:rPr>
-          <w:b/>
-        </w:rPr>
-        <w:t>影响</w:t>
-      </w:r>
-      <w:r>
-        <w:t>：会扩大交付物、测试矩阵和发布责任，且与既有宿主 APP 边界冲突。</w:t>
-      </w:r>
-    </w:p>
-    <w:p>
-      <w:pPr>
-        <w:pStyle w:val="a4"/>
-      </w:pPr>
-      <w:r>
-        <w:rPr>
-          <w:b/>
-        </w:rPr>
-        <w:t>既有人工裁决</w:t>
-      </w:r>
-      <w:r>
-        <w:t>：移动端采用 H5 嵌入现有智慧管理 APP；乙方交付 H5 包，不要求另做原生 APP；甲方负责宿主 APP 和发布。</w:t>
-      </w:r>
-    </w:p>
-    <w:p>
-      <w:pPr>
-        <w:pStyle w:val="a4"/>
-      </w:pPr>
-      <w:r>
-        <w:rPr>
-          <w:b/>
-        </w:rPr>
-        <w:t>裁决来源</w:t>
-      </w:r>
-      <w:r>
-        <w:t>：DEC-007；F-008。</w:t>
-      </w:r>
-    </w:p>
-    <w:p>
-      <w:pPr>
-        <w:pStyle w:val="a4"/>
-      </w:pPr>
-      <w:r>
-        <w:rPr>
-          <w:b/>
-        </w:rPr>
-        <w:t>双镜像落点</w:t>
-      </w:r>
-      <w:r>
-        <w:t>：SRS G2-FR-021—025；spec AC-G2-FR-021-01—03、AC-G2-FR-022-01—03、AC-G2-FR-023-01—03、AC-G2-FR-024-01—03、AC-G2-FR-025-01—03。</w:t>
-      </w:r>
-    </w:p>
-    <w:p>
-      <w:pPr>
-        <w:pStyle w:val="a4"/>
-      </w:pPr>
-      <w:r>
-        <w:rPr>
-          <w:b/>
-        </w:rPr>
-        <w:t>验证与证据</w:t>
-      </w:r>
-      <w:r>
-        <w:t>：由甲方确认宿主、签名、发布和终端矩阵；乙方验证 H5 认证、相机/扫码、任务和上传能力。</w:t>
-      </w:r>
-    </w:p>
-    <w:p>
-      <w:pPr>
-        <w:pStyle w:val="a4"/>
-      </w:pPr>
-      <w:r>
-        <w:rPr>
-          <w:b/>
-        </w:rPr>
-        <w:t>结论</w:t>
-      </w:r>
-      <w:r>
-        <w:t>：已裁决；不交付独立原生 APP，H5 宿主集成待验证。</w:t>
-      </w:r>
-    </w:p>
-    <w:p>
-      <w:pPr>
-        <w:pStyle w:val="2"/>
-      </w:pPr>
-      <w:r>
-        <w:t>G2-CLR-008｜部署基础资源与最低配置</w:t>
-      </w:r>
-    </w:p>
-    <w:p>
-      <w:pPr>
-        <w:pStyle w:val="a4"/>
-      </w:pPr>
-      <w:r>
-        <w:rPr>
-          <w:b/>
-        </w:rPr>
-        <w:t>AI 反向问题</w:t>
-      </w:r>
-      <w:r>
-        <w:t>：应用交付是否包含采购服务器、网络、证书、备份介质和后备电源？</w:t>
-      </w:r>
-    </w:p>
-    <w:p>
-      <w:pPr>
-        <w:pStyle w:val="a4"/>
-      </w:pPr>
-      <w:r>
-        <w:rPr>
-          <w:b/>
-        </w:rPr>
-        <w:t>影响</w:t>
-      </w:r>
-      <w:r>
-        <w:t>：若把基础资源误列为乙方交付，会改变成本、责任和部署验收边界。</w:t>
-      </w:r>
-    </w:p>
-    <w:p>
-      <w:pPr>
-        <w:pStyle w:val="a4"/>
-      </w:pPr>
-      <w:r>
-        <w:rPr>
-          <w:b/>
-        </w:rPr>
-        <w:t>既有人工裁决</w:t>
-      </w:r>
-      <w:r>
-        <w:t>：服务器、网络、域名证书、备份介质和后备电源由甲方提供；乙方提交最低配置和部署方案。</w:t>
-      </w:r>
-    </w:p>
-    <w:p>
-      <w:pPr>
-        <w:pStyle w:val="a4"/>
-      </w:pPr>
-      <w:r>
-        <w:rPr>
-          <w:b/>
-        </w:rPr>
-        <w:t>裁决来源</w:t>
-      </w:r>
-      <w:r>
-        <w:t>：DEC-008；F-006、F-207；KN-005。</w:t>
-      </w:r>
-    </w:p>
-    <w:p>
-      <w:pPr>
-        <w:pStyle w:val="a4"/>
-      </w:pPr>
-      <w:r>
-        <w:rPr>
-          <w:b/>
-        </w:rPr>
-        <w:t>双镜像落点</w:t>
-      </w:r>
-      <w:r>
-        <w:t>：SRS 第 7 章部署交付约束；spec 第 1.1 通用约束及各项目标环境验收前置。</w:t>
-      </w:r>
-    </w:p>
-    <w:p>
-      <w:pPr>
-        <w:pStyle w:val="a4"/>
-      </w:pPr>
-      <w:r>
-        <w:rPr>
-          <w:b/>
-        </w:rPr>
-        <w:t>验证与证据</w:t>
-      </w:r>
-      <w:r>
-        <w:t>：以甲方提供的环境、部署手册、容器制品和干净环境独立部署记录验证；建议配置不得写为甲方既定采购指标。</w:t>
-      </w:r>
-    </w:p>
-    <w:p>
-      <w:pPr>
-        <w:pStyle w:val="a4"/>
-      </w:pPr>
-      <w:r>
-        <w:rPr>
-          <w:b/>
-        </w:rPr>
-        <w:t>结论</w:t>
-      </w:r>
-      <w:r>
-        <w:t>：已裁决；基础资源非本项目采购范围，部署结果待验证。</w:t>
-      </w:r>
-    </w:p>
-    <w:p>
-      <w:pPr>
-        <w:pStyle w:val="2"/>
-      </w:pPr>
-      <w:r>
-        <w:t>G2-CLR-009｜基础业务数据责任</w:t>
-      </w:r>
-    </w:p>
-    <w:p>
-      <w:pPr>
-        <w:pStyle w:val="a4"/>
-      </w:pPr>
-      <w:r>
-        <w:rPr>
-          <w:b/>
-        </w:rPr>
-        <w:t>AI 反向问题</w:t>
-      </w:r>
-      <w:r>
-        <w:t>：乙方是否对基础数据的业务真实性和最终业务正确性承担单方责任？</w:t>
-      </w:r>
-    </w:p>
-    <w:p>
-      <w:pPr>
-        <w:pStyle w:val="a4"/>
-      </w:pPr>
-      <w:r>
-        <w:rPr>
-          <w:b/>
-        </w:rPr>
-        <w:t>影响</w:t>
-      </w:r>
-      <w:r>
-        <w:t>：不区分业务确认与技术处理，会导致数据导入争议及验收责任失真。</w:t>
-      </w:r>
-    </w:p>
-    <w:p>
-      <w:pPr>
-        <w:pStyle w:val="a4"/>
-      </w:pPr>
-      <w:r>
-        <w:rPr>
-          <w:b/>
-        </w:rPr>
-        <w:t>既有人工裁决</w:t>
-      </w:r>
-      <w:r>
-        <w:t>：基础业务源数据由甲方提供并确认业务正确性；乙方负责模板、清洗映射、导入和技术校验；最终成果双方确认。</w:t>
-      </w:r>
-    </w:p>
-    <w:p>
-      <w:pPr>
-        <w:pStyle w:val="a4"/>
-      </w:pPr>
-      <w:r>
-        <w:rPr>
-          <w:b/>
-        </w:rPr>
-        <w:t>裁决来源</w:t>
-      </w:r>
-      <w:r>
-        <w:t>：DEC-009；F-301。</w:t>
-      </w:r>
-    </w:p>
-    <w:p>
-      <w:pPr>
-        <w:pStyle w:val="a4"/>
-      </w:pPr>
-      <w:r>
-        <w:rPr>
-          <w:b/>
-        </w:rPr>
-        <w:t>双镜像落点</w:t>
-      </w:r>
-      <w:r>
-        <w:t>：SRS 数据需求；spec G2-FR-007—009、025 的数据前置和异常场景。</w:t>
-      </w:r>
-    </w:p>
-    <w:p>
-      <w:pPr>
-        <w:pStyle w:val="a4"/>
-      </w:pPr>
-      <w:r>
-        <w:rPr>
-          <w:b/>
-        </w:rPr>
-        <w:t>验证与证据</w:t>
-      </w:r>
-      <w:r>
-        <w:t>：保存模板、映射、导入校验、异常清单和双方确认记录；不得把待确认源数据作为系统已正确数据。</w:t>
-      </w:r>
-    </w:p>
-    <w:p>
-      <w:pPr>
-        <w:pStyle w:val="a4"/>
-      </w:pPr>
-      <w:r>
-        <w:rPr>
-          <w:b/>
-        </w:rPr>
-        <w:t>结论</w:t>
-      </w:r>
-      <w:r>
-        <w:t>：已裁决；数据责任分工明确，数据质量仍待导入验证。</w:t>
-      </w:r>
-    </w:p>
-    <w:p>
-      <w:pPr>
-        <w:pStyle w:val="2"/>
-      </w:pPr>
-      <w:r>
-        <w:t>G2-CLR-010｜既有系统接口与 M2 连通门禁</w:t>
-      </w:r>
-    </w:p>
-    <w:p>
-      <w:pPr>
-        <w:pStyle w:val="a4"/>
-      </w:pPr>
-      <w:r>
-        <w:rPr>
-          <w:b/>
-        </w:rPr>
-        <w:t>AI 反向问题</w:t>
-      </w:r>
-      <w:r>
-        <w:t>：接口字段、账号和联调环境未提供时，能否以内部 mock 结果宣布视频和消息已完成？</w:t>
-      </w:r>
-    </w:p>
-    <w:p>
-      <w:pPr>
-        <w:pStyle w:val="a4"/>
-      </w:pPr>
-      <w:r>
-        <w:rPr>
-          <w:b/>
-        </w:rPr>
-        <w:t>影响</w:t>
-      </w:r>
-      <w:r>
-        <w:t>：会将模拟替代真实连通性，破坏 M2 准出和后续验收依据。</w:t>
-      </w:r>
-    </w:p>
-    <w:p>
-      <w:pPr>
-        <w:pStyle w:val="a4"/>
-      </w:pPr>
-      <w:r>
-        <w:rPr>
-          <w:b/>
-        </w:rPr>
-        <w:t>既有人工裁决</w:t>
-      </w:r>
-      <w:r>
-        <w:t>：甲方负责提供/协调各既有系统接口资料、账号、环境和窗口；乙方逐接口适配验证；视频和消息通道 M2 前完成连通性验证。</w:t>
-      </w:r>
-    </w:p>
-    <w:p>
-      <w:pPr>
-        <w:pStyle w:val="a4"/>
-      </w:pPr>
-      <w:r>
-        <w:rPr>
-          <w:b/>
-        </w:rPr>
-        <w:t>裁决来源</w:t>
-      </w:r>
-      <w:r>
-        <w:t>：DEC-010；F-005、F-208、F-300。</w:t>
-      </w:r>
-    </w:p>
-    <w:p>
-      <w:pPr>
-        <w:pStyle w:val="a4"/>
-      </w:pPr>
-      <w:r>
-        <w:rPr>
-          <w:b/>
-        </w:rPr>
-        <w:t>双镜像落点</w:t>
-      </w:r>
-      <w:r>
-        <w:t>：SRS 接口需求及验收追踪；spec G2-FR-006、020、022、027—029 和各 AC 的前置/验证条目。</w:t>
-      </w:r>
-    </w:p>
-    <w:p>
-      <w:pPr>
-        <w:pStyle w:val="a4"/>
-      </w:pPr>
-      <w:r>
-        <w:rPr>
-          <w:b/>
-        </w:rPr>
-        <w:t>验证与证据</w:t>
-      </w:r>
-      <w:r>
-        <w:t>：M2 前提交接口清单、联调记录、请求/响应或回执、失败处置和连通结论；mock 仅可作开发辅助，不替代连通验证。</w:t>
-      </w:r>
-    </w:p>
-    <w:p>
-      <w:pPr>
-        <w:pStyle w:val="a4"/>
-      </w:pPr>
-      <w:r>
-        <w:rPr>
-          <w:b/>
-        </w:rPr>
-        <w:t>结论</w:t>
-      </w:r>
-      <w:r>
-        <w:t>：已裁决；接口资料与窗口为甲方前置，逐接口验证为乙方责任。</w:t>
-      </w:r>
-    </w:p>
-    <w:p>
-      <w:pPr>
-        <w:pStyle w:val="2"/>
-      </w:pPr>
-      <w:r>
-        <w:t>G2-CLR-011｜应用安全与等保责任</w:t>
-      </w:r>
-    </w:p>
-    <w:p>
-      <w:pPr>
-        <w:pStyle w:val="a4"/>
-      </w:pPr>
-      <w:r>
-        <w:rPr>
-          <w:b/>
-        </w:rPr>
-        <w:t>AI 反向问题</w:t>
-      </w:r>
-      <w:r>
-        <w:t>：应用侧等保要求是否可因甲方负责定级/备案而不做漏洞扫描、SCA、渗透测试或高危清零？</w:t>
-      </w:r>
-    </w:p>
-    <w:p>
-      <w:pPr>
-        <w:pStyle w:val="a4"/>
-      </w:pPr>
-      <w:r>
-        <w:rPr>
-          <w:b/>
-        </w:rPr>
-        <w:t>影响</w:t>
-      </w:r>
-      <w:r>
-        <w:t>：会弱化应用交付安全门禁并造成高危漏洞处置责任缺失。</w:t>
-      </w:r>
-    </w:p>
-    <w:p>
-      <w:pPr>
-        <w:pStyle w:val="a4"/>
-      </w:pPr>
-      <w:r>
-        <w:rPr>
-          <w:b/>
-        </w:rPr>
-        <w:t>既有人工裁决</w:t>
-      </w:r>
-      <w:r>
-        <w:t>：按不低于等保二级中与应用软件直接相关的条款建设；甲方负责最终定级/备案和基础环境，乙方负责应用侧安全及 SCA/漏洞扫描/渗透测试，高危清零；正式第三方等保测评不默认属于乙方范围。</w:t>
-      </w:r>
-    </w:p>
-    <w:p>
-      <w:pPr>
-        <w:pStyle w:val="a4"/>
-      </w:pPr>
-      <w:r>
-        <w:rPr>
-          <w:b/>
-        </w:rPr>
-        <w:t>裁决来源</w:t>
-      </w:r>
-      <w:r>
-        <w:t>：DEC-011；F-205；KN-042、KN-043。</w:t>
-      </w:r>
-    </w:p>
-    <w:p>
-      <w:pPr>
-        <w:pStyle w:val="a4"/>
-      </w:pPr>
-      <w:r>
-        <w:rPr>
-          <w:b/>
-        </w:rPr>
-        <w:t>双镜像落点</w:t>
-      </w:r>
-      <w:r>
-        <w:t>：SRS 非功能安全章节；spec 第 1.1 通用验收约束和第 4 章变更/验证规则。</w:t>
-      </w:r>
-    </w:p>
-    <w:p>
-      <w:pPr>
-        <w:pStyle w:val="a4"/>
-      </w:pPr>
-      <w:r>
-        <w:rPr>
-          <w:b/>
-        </w:rPr>
-        <w:t>验证与证据</w:t>
-      </w:r>
-      <w:r>
-        <w:t>：提交应用侧扫描、SCA、渗透复测和高危清零证据；不把甲方定级/备案职责移给乙方，也不把安全测试结果预先写成通过。</w:t>
-      </w:r>
-    </w:p>
-    <w:p>
-      <w:pPr>
-        <w:pStyle w:val="a4"/>
-      </w:pPr>
-      <w:r>
-        <w:rPr>
-          <w:b/>
-        </w:rPr>
-        <w:t>结论</w:t>
-      </w:r>
-      <w:r>
-        <w:t>：已裁决；应用安全责任明确，证据待形成。</w:t>
-      </w:r>
-    </w:p>
-    <w:p>
-      <w:pPr>
-        <w:pStyle w:val="2"/>
-      </w:pPr>
-      <w:r>
-        <w:t>G2-CLR-012｜项目匿名名称与主体称谓</w:t>
-      </w:r>
-    </w:p>
-    <w:p>
-      <w:pPr>
-        <w:pStyle w:val="a4"/>
-      </w:pPr>
-      <w:r>
-        <w:rPr>
-          <w:b/>
-        </w:rPr>
-        <w:t>AI 反向问题</w:t>
-      </w:r>
-      <w:r>
-        <w:t>：第二关文档是否可以沿用其他案例项目名称、真实单位名称或自定义招标主体？</w:t>
-      </w:r>
-    </w:p>
-    <w:p>
-      <w:pPr>
-        <w:pStyle w:val="a4"/>
-      </w:pPr>
-      <w:r>
-        <w:rPr>
-          <w:b/>
-        </w:rPr>
-        <w:t>影响</w:t>
-      </w:r>
-      <w:r>
-        <w:t>：项目身份漂移会污染 SRS、spec、RTM 和后续评审材料，降低追踪完整性。</w:t>
-      </w:r>
-    </w:p>
-    <w:p>
-      <w:pPr>
-        <w:pStyle w:val="a4"/>
-      </w:pPr>
-      <w:r>
-        <w:rPr>
-          <w:b/>
-        </w:rPr>
-        <w:t>既有人工裁决</w:t>
-      </w:r>
-      <w:r>
-        <w:t>：正式匿名名称统一使用“某自然博物馆智能运营中心建设项目——应急管理子系统”，招标人为“某自然博物馆”。</w:t>
-      </w:r>
-    </w:p>
-    <w:p>
-      <w:pPr>
-        <w:pStyle w:val="a4"/>
-      </w:pPr>
-      <w:r>
-        <w:rPr>
-          <w:b/>
-        </w:rPr>
-        <w:t>裁决来源</w:t>
-      </w:r>
-      <w:r>
-        <w:t>：DEC-012；F-001。</w:t>
-      </w:r>
-    </w:p>
-    <w:p>
-      <w:pPr>
-        <w:pStyle w:val="a4"/>
-      </w:pPr>
-      <w:r>
-        <w:rPr>
-          <w:b/>
-        </w:rPr>
-        <w:t>双镜像落点</w:t>
-      </w:r>
-      <w:r>
-        <w:t>：SRS 封面/引言；spec 文件头；本记录文件头。</w:t>
-      </w:r>
-    </w:p>
-    <w:p>
-      <w:pPr>
-        <w:pStyle w:val="a4"/>
-      </w:pPr>
-      <w:r>
-        <w:rPr>
-          <w:b/>
-        </w:rPr>
-        <w:t>验证与证据</w:t>
-      </w:r>
-      <w:r>
-        <w:t>：通过全文称谓检索和交付前一致性检查确认；发现旧称谓时按文档修订流程更正。</w:t>
-      </w:r>
-    </w:p>
-    <w:p>
-      <w:pPr>
-        <w:pStyle w:val="a4"/>
-      </w:pPr>
-      <w:r>
-        <w:rPr>
-          <w:b/>
-        </w:rPr>
-        <w:t>结论</w:t>
-      </w:r>
-      <w:r>
-        <w:t>：已裁决；仅统一项目称谓，不改变功能、范围或验收。</w:t>
-      </w:r>
-    </w:p>
-    <w:p>
-      <w:pPr>
-        <w:pStyle w:val="1"/>
-      </w:pPr>
-      <w:r>
-        <w:t>3 对后续任务的输入</w:t>
-      </w:r>
-    </w:p>
-    <w:p>
-      <w:pPr>
-        <w:pStyle w:val="a4"/>
-      </w:pPr>
-      <w:r>
-        <w:t xml:space="preserve">1. </w:t>
-      </w:r>
-      <w:r>
-        <w:rPr>
-          <w:b/>
-        </w:rPr>
-        <w:t>G2-06 RTM</w:t>
-      </w:r>
-      <w:r>
-        <w:t xml:space="preserve">：将每条 </w:t>
-      </w:r>
-      <w:r>
-        <w:t>G2-CLR</w:t>
-      </w:r>
-      <w:r>
-        <w:t xml:space="preserve"> 作为“裁决/边界”证据列，与受影响 G2-FR、AC 和后续测试证据建立关联；不把“待验证”记为测试通过。</w:t>
-      </w:r>
-    </w:p>
-    <w:p>
-      <w:pPr>
-        <w:pStyle w:val="a4"/>
-      </w:pPr>
-      <w:r>
-        <w:t xml:space="preserve">2. </w:t>
-      </w:r>
-      <w:r>
-        <w:rPr>
-          <w:b/>
-        </w:rPr>
-        <w:t>G2-07 M2 评审</w:t>
-      </w:r>
-      <w:r>
-        <w:t>：检查视频、消息连通性是否已有真实证据；其余接口、环境、性能、安全和部署事项按各自验证前置列出，不以本记录代替联调或验收。</w:t>
-      </w:r>
-    </w:p>
-    <w:p>
-      <w:pPr>
-        <w:pStyle w:val="a4"/>
-      </w:pPr>
-      <w:r>
-        <w:t xml:space="preserve">3. </w:t>
-      </w:r>
-      <w:r>
-        <w:rPr>
-          <w:b/>
-        </w:rPr>
-        <w:t>变更门禁</w:t>
-      </w:r>
-      <w:r>
-        <w:t>：任何与本记录裁决相反的新事实、接口限制、范围或数字，必须先登记 Issue 并获得授权，随后同步 SRS、spec、RTM 与本记录。</w:t>
-      </w:r>
-    </w:p>
-    <w:p>
-      <w:pPr>
-        <w:pStyle w:val="1"/>
-      </w:pPr>
-      <w:r>
-        <w:t>4 自检</w:t>
-      </w:r>
-    </w:p>
-    <w:p>
-      <w:pPr>
-        <w:pStyle w:val="a4"/>
-      </w:pPr>
-      <w:r>
-        <w:t>12 条记录均有唯一编号、AI 反向问题、影响、既有人工裁决、来源、SRS/spec 落点、验证方式和结论。</w:t>
-      </w:r>
-    </w:p>
-    <w:p>
-      <w:pPr>
-        <w:pStyle w:val="a4"/>
-      </w:pPr>
-      <w:r>
-        <w:t>12 项裁决均为既有 DEC-001—DEC-012 的转录和追踪，没有由 AI 新增甲方决定。</w:t>
-      </w:r>
-    </w:p>
-    <w:p>
-      <w:pPr>
-        <w:pStyle w:val="a4"/>
-      </w:pPr>
-      <w:r>
-        <w:t>文本未新增功能、★属性、数字、SLA 或范围外承诺；尚未形成的能力均明确为待验证。</w:t>
-      </w:r>
-    </w:p>
-    <w:p>
-      <w:pPr>
-        <w:pStyle w:val="a4"/>
-      </w:pPr>
-      <w:r>
+        <w:numPr>
+          <w:ilvl w:val="0"/>
+          <w:numId w:val="1"/>
+        </w:numPr>
+        <w:spacing w:after="60" w:line="360" w:lineRule="auto"/>
+      </w:pPr>
+      <w:r>
+        <w:rPr>
+          <w:rFonts w:eastAsia="宋体"/>
+          <w:sz w:val="24"/>
+          <w:szCs w:val="24"/>
+        </w:rPr>
         <w:t>待 B 复核裁决映射、技术边界与后续验证可执行性；通过后才可将 G2-05 标记为 DONE。</w:t>
       </w:r>
     </w:p>
     <w:sectPr>
       <w:footerReference w:type="default" r:id="rId9"/>
+      <w:headerReference w:type="default" r:id="rId13"/>
       <w:pgSz w:w="11906" w:h="16838"/>
       <w:pgMar w:top="1440" w:right="1440" w:bottom="1440" w:left="1440" w:header="708" w:footer="708" w:gutter="0"/>
       <w:cols w:space="720"/>
@@ -2408,6 +3489,16 @@
     </w:p>
   </w:footnote>
 </w:footnotes>
+</file>
+
+<file path=word/header1.xml><?xml version="1.0" encoding="utf-8"?>
+<w:hdr xmlns:m="http://schemas.openxmlformats.org/officeDocument/2006/math" xmlns:mc="http://schemas.openxmlformats.org/markup-compatibility/2006" xmlns:mo="http://schemas.microsoft.com/office/mac/office/2008/main" xmlns:mv="urn:schemas-microsoft-com:mac:vml" xmlns:o="urn:schemas-microsoft-com:office:office" xmlns:r="http://schemas.openxmlformats.org/officeDocument/2006/relationships" xmlns:v="urn:schemas-microsoft-com:vml" xmlns:w10="urn:schemas-microsoft-com:office:word" xmlns:w14="http://schemas.microsoft.com/office/word/2010/wordml" xmlns:w="http://schemas.openxmlformats.org/wordprocessingml/2006/main" xmlns:wne="http://schemas.microsoft.com/office/word/2006/wordml" xmlns:wp14="http://schemas.microsoft.com/office/word/2010/wordprocessingDrawing" xmlns:wp="http://schemas.openxmlformats.org/drawingml/2006/wordprocessingDrawing" xmlns:wpc="http://schemas.microsoft.com/office/word/2010/wordprocessingCanvas" xmlns:wpg="http://schemas.microsoft.com/office/word/2010/wordprocessingGroup" xmlns:wpi="http://schemas.microsoft.com/office/word/2010/wordprocessingInk" xmlns:wps="http://schemas.microsoft.com/office/word/2010/wordprocessingShape" mc:Ignorable="w14 wp14">
+  <w:p>
+    <w:pPr>
+      <w:pStyle w:val="Header"/>
+    </w:pPr>
+  </w:p>
+</w:hdr>
 </file>
 
 <file path=word/numbering.xml><?xml version="1.0" encoding="utf-8"?>

--- a/docs/deliverables/09-AI反向澄清记录.docx
+++ b/docs/deliverables/09-AI反向澄清记录.docx
@@ -13,7 +13,7 @@
           <w:color w:val="000000"/>
           <w:sz w:val="24"/>
         </w:rPr>
-        <w:t>ERP-G2-05    V1.0</w:t>
+        <w:t>YJGL-G2-05    V1.0</w:t>
       </w:r>
       <w:r>
         <w:rPr>
@@ -168,7 +168,7 @@
           <w:color w:val="000000"/>
           <w:sz w:val="32"/>
         </w:rPr>
-        <w:t>编制单位：项目组三人组</w:t>
+        <w:t>编制单位：020202项目组</w:t>
       </w:r>
       <w:r>
         <w:rPr>
@@ -227,7 +227,7 @@
           <w:color w:val="000000"/>
           <w:sz w:val="32"/>
         </w:rPr>
-        <w:t>批    准：何思源（项目经理）</w:t>
+        <w:t>批    准：李晓雷（教师模拟甲方代表）</w:t>
       </w:r>
     </w:p>
     <w:p>

--- a/docs/deliverables/09-AI反向澄清记录.docx
+++ b/docs/deliverables/09-AI反向澄清记录.docx
@@ -589,6 +589,14 @@
           <w:szCs w:val="24"/>
         </w:rPr>
         <w:t>AI 反向澄清用于识别“写成需求后仍可能导致范围、责任、接口或验收误解”的问题。每一条记录均包含问题、影响、既有人工裁决、双镜像落点及尚待验证的证据。本轮不新增、删除或改变功能、★属性、数字、责任或验收强度；若出现超出既有裁决的新问题，必须进入 Issue/Change 流程，不得静默填补。</w:t>
+      </w:r>
+    </w:p>
+    <w:p>
+      <w:pPr>
+        <w:jc w:val="center"/>
+      </w:pPr>
+      <w:r>
+        <w:t>表 4-1　自检结果</w:t>
       </w:r>
     </w:p>
     <w:tbl>

--- a/docs/deliverables/09-AI反向澄清记录.docx
+++ b/docs/deliverables/09-AI反向澄清记录.docx
@@ -535,6 +535,58 @@
             <w:r>
               <w:rPr/>
               <w:t>任俊强</w:t>
+            </w:r>
+          </w:p>
+        </w:tc>
+      </w:tr>
+      <w:tr>
+        <w:tc>
+          <w:tcPr>
+            <w:tcW w:type="dxa" w:w="1512"/>
+          </w:tcPr>
+          <w:p>
+            <w:r>
+              <w:t>V1.1</w:t>
+            </w:r>
+          </w:p>
+        </w:tc>
+        <w:tc>
+          <w:tcPr>
+            <w:tcW w:type="dxa" w:w="1529"/>
+          </w:tcPr>
+          <w:p>
+            <w:r>
+              <w:t>2026-09-16</w:t>
+            </w:r>
+          </w:p>
+        </w:tc>
+        <w:tc>
+          <w:tcPr>
+            <w:tcW w:type="dxa" w:w="1499"/>
+          </w:tcPr>
+          <w:p>
+            <w:r>
+              <w:t>第2、5章</w:t>
+            </w:r>
+          </w:p>
+        </w:tc>
+        <w:tc>
+          <w:tcPr>
+            <w:tcW w:type="dxa" w:w="3007"/>
+          </w:tcPr>
+          <w:p>
+            <w:r>
+              <w:t>G2-R05 明确 G1 继承索引并新增 10 条 G2-RCLR 双镜像追踪。</w:t>
+            </w:r>
+          </w:p>
+        </w:tc>
+        <w:tc>
+          <w:tcPr>
+            <w:tcW w:type="dxa" w:w="1469"/>
+          </w:tcPr>
+          <w:p>
+            <w:r>
+              <w:t>何思源</w:t>
             </w:r>
           </w:p>
         </w:tc>
@@ -966,7 +1018,7 @@
           <w:b/>
           <w:bCs/>
         </w:rPr>
-        <w:t>2 澄清记录</w:t>
+        <w:t>2 G1 上游继承裁决索引（G2-CLR-001—012）</w:t>
       </w:r>
     </w:p>
     <w:p>
@@ -3398,6 +3450,650 @@
         <w:t>待 B 复核裁决映射、技术边界与后续验证可执行性；通过后才可将 G2-05 标记为 DONE。</w:t>
       </w:r>
     </w:p>
+    <w:p>
+      <w:pPr>
+        <w:pStyle w:val="1"/>
+      </w:pPr>
+      <w:r>
+        <w:t>5 G2 规格化阶段人工业务裁决（G2-RCLR-001—010）</w:t>
+      </w:r>
+    </w:p>
+    <w:p>
+      <w:pPr/>
+      <w:r>
+        <w:t>本节同步 G2-R02 已记录的 10 条课程项目人工业务裁决。G2-CLR-001—012 仅保留为第 2 节所列 G1 上游继承索引；以下裁决不改变 39 条 FR、34 条★FR、冻结数字、责任边界或验收强度，也不表示接口、性能、部署或现场验收已通过。</w:t>
+      </w:r>
+    </w:p>
+    <w:p>
+      <w:pPr>
+        <w:jc w:val="center"/>
+      </w:pPr>
+      <w:r>
+        <w:t>表 5-1  G2-RCLR 裁决与双镜像追踪</w:t>
+      </w:r>
+    </w:p>
+    <w:tbl>
+      <w:tblPr>
+        <w:tblW w:type="auto" w:w="0"/>
+        <w:tblLayout w:type="fixed"/>
+        <w:tblLook w:firstColumn="1" w:firstRow="1" w:lastColumn="0" w:lastRow="0" w:noHBand="0" w:noVBand="1" w:val="04A0"/>
+      </w:tblPr>
+      <w:tblGrid>
+        <w:gridCol w:w="1134"/>
+        <w:gridCol w:w="3969"/>
+        <w:gridCol w:w="3969"/>
+      </w:tblGrid>
+      <w:tr>
+        <w:trPr>
+          <w:tblHeader w:val="true"/>
+        </w:trPr>
+        <w:tc>
+          <w:tcPr>
+            <w:tcW w:type="dxa" w:w="1134"/>
+            <w:vAlign w:val="center"/>
+          </w:tcPr>
+          <w:p>
+            <w:r>
+              <w:rPr>
+                <w:b/>
+                <w:sz w:val="16"/>
+              </w:rPr>
+              <w:t>编号</w:t>
+            </w:r>
+          </w:p>
+        </w:tc>
+        <w:tc>
+          <w:tcPr>
+            <w:tcW w:type="dxa" w:w="3969"/>
+            <w:vAlign w:val="center"/>
+          </w:tcPr>
+          <w:p>
+            <w:r>
+              <w:rPr>
+                <w:b/>
+                <w:sz w:val="16"/>
+              </w:rPr>
+              <w:t>人工裁决与受影响 SRS/FR</w:t>
+            </w:r>
+          </w:p>
+        </w:tc>
+        <w:tc>
+          <w:tcPr>
+            <w:tcW w:type="dxa" w:w="3969"/>
+            <w:vAlign w:val="center"/>
+          </w:tcPr>
+          <w:p>
+            <w:r>
+              <w:rPr>
+                <w:b/>
+                <w:sz w:val="16"/>
+              </w:rPr>
+              <w:t>spec AC 与 RTM 追踪</w:t>
+            </w:r>
+          </w:p>
+        </w:tc>
+      </w:tr>
+      <w:tr>
+        <w:tc>
+          <w:tcPr>
+            <w:tcW w:type="dxa" w:w="1134"/>
+            <w:vAlign w:val="center"/>
+          </w:tcPr>
+          <w:p>
+            <w:pPr>
+              <w:jc w:val="left"/>
+            </w:pPr>
+            <w:r>
+              <w:rPr>
+                <w:rFonts w:ascii="宋体" w:hAnsi="宋体" w:eastAsia="宋体"/>
+                <w:sz w:val="16"/>
+              </w:rPr>
+              <w:t>G2-RCLR-001</w:t>
+            </w:r>
+          </w:p>
+        </w:tc>
+        <w:tc>
+          <w:tcPr>
+            <w:tcW w:type="dxa" w:w="3969"/>
+            <w:vAlign w:val="center"/>
+          </w:tcPr>
+          <w:p>
+            <w:pPr>
+              <w:jc w:val="left"/>
+            </w:pPr>
+            <w:r>
+              <w:rPr>
+                <w:rFonts w:ascii="宋体" w:hAnsi="宋体" w:eastAsia="宋体"/>
+                <w:sz w:val="16"/>
+              </w:rPr>
+              <w:t>可靠外部告警 ID 幂等；无可靠 ID 不自动合并。SRS：G2-FR-014、027。</w:t>
+            </w:r>
+          </w:p>
+        </w:tc>
+        <w:tc>
+          <w:tcPr>
+            <w:tcW w:type="dxa" w:w="3969"/>
+            <w:vAlign w:val="center"/>
+          </w:tcPr>
+          <w:p>
+            <w:pPr>
+              <w:jc w:val="left"/>
+            </w:pPr>
+            <w:r>
+              <w:rPr>
+                <w:rFonts w:ascii="宋体" w:hAnsi="宋体" w:eastAsia="宋体"/>
+                <w:sz w:val="16"/>
+              </w:rPr>
+              <w:t>AC-G2-FR-014-01—03、027-01—03；RTM：FR-014、027。</w:t>
+            </w:r>
+          </w:p>
+        </w:tc>
+      </w:tr>
+      <w:tr>
+        <w:tc>
+          <w:tcPr>
+            <w:tcW w:type="dxa" w:w="1134"/>
+            <w:vAlign w:val="center"/>
+          </w:tcPr>
+          <w:p>
+            <w:pPr>
+              <w:jc w:val="left"/>
+            </w:pPr>
+            <w:r>
+              <w:rPr>
+                <w:rFonts w:ascii="宋体" w:hAnsi="宋体" w:eastAsia="宋体"/>
+                <w:sz w:val="16"/>
+              </w:rPr>
+              <w:t>G2-RCLR-002</w:t>
+            </w:r>
+          </w:p>
+        </w:tc>
+        <w:tc>
+          <w:tcPr>
+            <w:tcW w:type="dxa" w:w="3969"/>
+            <w:vAlign w:val="center"/>
+          </w:tcPr>
+          <w:p>
+            <w:pPr>
+              <w:jc w:val="left"/>
+            </w:pPr>
+            <w:r>
+              <w:rPr>
+                <w:rFonts w:ascii="宋体" w:hAnsi="宋体" w:eastAsia="宋体"/>
+                <w:sz w:val="16"/>
+              </w:rPr>
+              <w:t>核实超时仅升级提醒，不自动认定有效或启动预案。SRS：G2-FR-014。</w:t>
+            </w:r>
+          </w:p>
+        </w:tc>
+        <w:tc>
+          <w:tcPr>
+            <w:tcW w:type="dxa" w:w="3969"/>
+            <w:vAlign w:val="center"/>
+          </w:tcPr>
+          <w:p>
+            <w:pPr>
+              <w:jc w:val="left"/>
+            </w:pPr>
+            <w:r>
+              <w:rPr>
+                <w:rFonts w:ascii="宋体" w:hAnsi="宋体" w:eastAsia="宋体"/>
+                <w:sz w:val="16"/>
+              </w:rPr>
+              <w:t>AC-G2-FR-014-01—03；RTM：FR-014。</w:t>
+            </w:r>
+          </w:p>
+        </w:tc>
+      </w:tr>
+      <w:tr>
+        <w:tc>
+          <w:tcPr>
+            <w:tcW w:type="dxa" w:w="1134"/>
+            <w:vAlign w:val="center"/>
+          </w:tcPr>
+          <w:p>
+            <w:pPr>
+              <w:jc w:val="left"/>
+            </w:pPr>
+            <w:r>
+              <w:rPr>
+                <w:rFonts w:ascii="宋体" w:hAnsi="宋体" w:eastAsia="宋体"/>
+                <w:sz w:val="16"/>
+              </w:rPr>
+              <w:t>G2-RCLR-003</w:t>
+            </w:r>
+          </w:p>
+        </w:tc>
+        <w:tc>
+          <w:tcPr>
+            <w:tcW w:type="dxa" w:w="3969"/>
+            <w:vAlign w:val="center"/>
+          </w:tcPr>
+          <w:p>
+            <w:pPr>
+              <w:jc w:val="left"/>
+            </w:pPr>
+            <w:r>
+              <w:rPr>
+                <w:rFonts w:ascii="宋体" w:hAnsi="宋体" w:eastAsia="宋体"/>
+                <w:sz w:val="16"/>
+              </w:rPr>
+              <w:t>重指派保留历史，默认不改截止时间；改期须显式审计。SRS：G2-FR-015、022。</w:t>
+            </w:r>
+          </w:p>
+        </w:tc>
+        <w:tc>
+          <w:tcPr>
+            <w:tcW w:type="dxa" w:w="3969"/>
+            <w:vAlign w:val="center"/>
+          </w:tcPr>
+          <w:p>
+            <w:pPr>
+              <w:jc w:val="left"/>
+            </w:pPr>
+            <w:r>
+              <w:rPr>
+                <w:rFonts w:ascii="宋体" w:hAnsi="宋体" w:eastAsia="宋体"/>
+                <w:sz w:val="16"/>
+              </w:rPr>
+              <w:t>AC-G2-FR-015-01—03、022-01—03；RTM：FR-015、022。</w:t>
+            </w:r>
+          </w:p>
+        </w:tc>
+      </w:tr>
+      <w:tr>
+        <w:tc>
+          <w:tcPr>
+            <w:tcW w:type="dxa" w:w="1134"/>
+            <w:vAlign w:val="center"/>
+          </w:tcPr>
+          <w:p>
+            <w:pPr>
+              <w:jc w:val="left"/>
+            </w:pPr>
+            <w:r>
+              <w:rPr>
+                <w:rFonts w:ascii="宋体" w:hAnsi="宋体" w:eastAsia="宋体"/>
+                <w:sz w:val="16"/>
+              </w:rPr>
+              <w:t>G2-RCLR-004</w:t>
+            </w:r>
+          </w:p>
+        </w:tc>
+        <w:tc>
+          <w:tcPr>
+            <w:tcW w:type="dxa" w:w="3969"/>
+            <w:vAlign w:val="center"/>
+          </w:tcPr>
+          <w:p>
+            <w:pPr>
+              <w:jc w:val="left"/>
+            </w:pPr>
+            <w:r>
+              <w:rPr>
+                <w:rFonts w:ascii="宋体" w:hAnsi="宋体" w:eastAsia="宋体"/>
+                <w:sz w:val="16"/>
+              </w:rPr>
+              <w:t>保存多时间；时间线优先业务时间，迟到数据不覆盖历史。SRS：G2-FR-004、013、014。</w:t>
+            </w:r>
+          </w:p>
+        </w:tc>
+        <w:tc>
+          <w:tcPr>
+            <w:tcW w:type="dxa" w:w="3969"/>
+            <w:vAlign w:val="center"/>
+          </w:tcPr>
+          <w:p>
+            <w:pPr>
+              <w:jc w:val="left"/>
+            </w:pPr>
+            <w:r>
+              <w:rPr>
+                <w:rFonts w:ascii="宋体" w:hAnsi="宋体" w:eastAsia="宋体"/>
+                <w:sz w:val="16"/>
+              </w:rPr>
+              <w:t>AC-G2-FR-004-01—03、013-01—03、014-01—03；RTM：FR-004、013、014。</w:t>
+            </w:r>
+          </w:p>
+        </w:tc>
+      </w:tr>
+      <w:tr>
+        <w:tc>
+          <w:tcPr>
+            <w:tcW w:type="dxa" w:w="1134"/>
+            <w:vAlign w:val="center"/>
+          </w:tcPr>
+          <w:p>
+            <w:pPr>
+              <w:jc w:val="left"/>
+            </w:pPr>
+            <w:r>
+              <w:rPr>
+                <w:rFonts w:ascii="宋体" w:hAnsi="宋体" w:eastAsia="宋体"/>
+                <w:sz w:val="16"/>
+              </w:rPr>
+              <w:t>G2-RCLR-005</w:t>
+            </w:r>
+          </w:p>
+        </w:tc>
+        <w:tc>
+          <w:tcPr>
+            <w:tcW w:type="dxa" w:w="3969"/>
+            <w:vAlign w:val="center"/>
+          </w:tcPr>
+          <w:p>
+            <w:pPr>
+              <w:jc w:val="left"/>
+            </w:pPr>
+            <w:r>
+              <w:rPr>
+                <w:rFonts w:ascii="宋体" w:hAnsi="宋体" w:eastAsia="宋体"/>
+                <w:sz w:val="16"/>
+              </w:rPr>
+              <w:t>二维码绑定任务/点位/时段；过期无效、重复扫码幂等。SRS：G2-FR-017—020、024。</w:t>
+            </w:r>
+          </w:p>
+        </w:tc>
+        <w:tc>
+          <w:tcPr>
+            <w:tcW w:type="dxa" w:w="3969"/>
+            <w:vAlign w:val="center"/>
+          </w:tcPr>
+          <w:p>
+            <w:pPr>
+              <w:jc w:val="left"/>
+            </w:pPr>
+            <w:r>
+              <w:rPr>
+                <w:rFonts w:ascii="宋体" w:hAnsi="宋体" w:eastAsia="宋体"/>
+                <w:sz w:val="16"/>
+              </w:rPr>
+              <w:t>AC-G2-FR-017-01—03、018-01—03、019-01—03、020-01—03、024-01—03；RTM：FR-017—020、024。</w:t>
+            </w:r>
+          </w:p>
+        </w:tc>
+      </w:tr>
+      <w:tr>
+        <w:tc>
+          <w:tcPr>
+            <w:tcW w:type="dxa" w:w="1134"/>
+            <w:vAlign w:val="center"/>
+          </w:tcPr>
+          <w:p>
+            <w:pPr>
+              <w:jc w:val="left"/>
+            </w:pPr>
+            <w:r>
+              <w:rPr>
+                <w:rFonts w:ascii="宋体" w:hAnsi="宋体" w:eastAsia="宋体"/>
+                <w:sz w:val="16"/>
+              </w:rPr>
+              <w:t>G2-RCLR-006</w:t>
+            </w:r>
+          </w:p>
+        </w:tc>
+        <w:tc>
+          <w:tcPr>
+            <w:tcW w:type="dxa" w:w="3969"/>
+            <w:vAlign w:val="center"/>
+          </w:tcPr>
+          <w:p>
+            <w:pPr>
+              <w:jc w:val="left"/>
+            </w:pPr>
+            <w:r>
+              <w:rPr>
+                <w:rFonts w:ascii="宋体" w:hAnsi="宋体" w:eastAsia="宋体"/>
+                <w:sz w:val="16"/>
+              </w:rPr>
+              <w:t>盘点以发布/开始快照比对；期间出入库独立记录并复核。SRS：G2-FR-009、025。</w:t>
+            </w:r>
+          </w:p>
+        </w:tc>
+        <w:tc>
+          <w:tcPr>
+            <w:tcW w:type="dxa" w:w="3969"/>
+            <w:vAlign w:val="center"/>
+          </w:tcPr>
+          <w:p>
+            <w:pPr>
+              <w:jc w:val="left"/>
+            </w:pPr>
+            <w:r>
+              <w:rPr>
+                <w:rFonts w:ascii="宋体" w:hAnsi="宋体" w:eastAsia="宋体"/>
+                <w:sz w:val="16"/>
+              </w:rPr>
+              <w:t>AC-G2-FR-009-01—03、025-01—03；RTM：FR-009、025。</w:t>
+            </w:r>
+          </w:p>
+        </w:tc>
+      </w:tr>
+      <w:tr>
+        <w:tc>
+          <w:tcPr>
+            <w:tcW w:type="dxa" w:w="1134"/>
+            <w:vAlign w:val="center"/>
+          </w:tcPr>
+          <w:p>
+            <w:pPr>
+              <w:jc w:val="left"/>
+            </w:pPr>
+            <w:r>
+              <w:rPr>
+                <w:rFonts w:ascii="宋体" w:hAnsi="宋体" w:eastAsia="宋体"/>
+                <w:sz w:val="16"/>
+              </w:rPr>
+              <w:t>G2-RCLR-007</w:t>
+            </w:r>
+          </w:p>
+        </w:tc>
+        <w:tc>
+          <w:tcPr>
+            <w:tcW w:type="dxa" w:w="3969"/>
+            <w:vAlign w:val="center"/>
+          </w:tcPr>
+          <w:p>
+            <w:pPr>
+              <w:jc w:val="left"/>
+            </w:pPr>
+            <w:r>
+              <w:rPr>
+                <w:rFonts w:ascii="宋体" w:hAnsi="宋体" w:eastAsia="宋体"/>
+                <w:sz w:val="16"/>
+              </w:rPr>
+              <w:t>取消/逾期/未完成不计完成；补演关联原计划且保留异常。SRS：G2-FR-010—012、023。</w:t>
+            </w:r>
+          </w:p>
+        </w:tc>
+        <w:tc>
+          <w:tcPr>
+            <w:tcW w:type="dxa" w:w="3969"/>
+            <w:vAlign w:val="center"/>
+          </w:tcPr>
+          <w:p>
+            <w:pPr>
+              <w:jc w:val="left"/>
+            </w:pPr>
+            <w:r>
+              <w:rPr>
+                <w:rFonts w:ascii="宋体" w:hAnsi="宋体" w:eastAsia="宋体"/>
+                <w:sz w:val="16"/>
+              </w:rPr>
+              <w:t>AC-G2-FR-010-01—03、011-01—03、012-01—03、023-01—03；RTM：FR-010—012、023。</w:t>
+            </w:r>
+          </w:p>
+        </w:tc>
+      </w:tr>
+      <w:tr>
+        <w:tc>
+          <w:tcPr>
+            <w:tcW w:type="dxa" w:w="1134"/>
+            <w:vAlign w:val="center"/>
+          </w:tcPr>
+          <w:p>
+            <w:pPr>
+              <w:jc w:val="left"/>
+            </w:pPr>
+            <w:r>
+              <w:rPr>
+                <w:rFonts w:ascii="宋体" w:hAnsi="宋体" w:eastAsia="宋体"/>
+                <w:sz w:val="16"/>
+              </w:rPr>
+              <w:t>G2-RCLR-008</w:t>
+            </w:r>
+          </w:p>
+        </w:tc>
+        <w:tc>
+          <w:tcPr>
+            <w:tcW w:type="dxa" w:w="3969"/>
+            <w:vAlign w:val="center"/>
+          </w:tcPr>
+          <w:p>
+            <w:pPr>
+              <w:jc w:val="left"/>
+            </w:pPr>
+            <w:r>
+              <w:rPr>
+                <w:rFonts w:ascii="宋体" w:hAnsi="宋体" w:eastAsia="宋体"/>
+                <w:sz w:val="16"/>
+              </w:rPr>
+              <w:t>迟到/重复回执幂等；保留超时、重试、降级与人工历史。SRS：G2-FR-020、022。</w:t>
+            </w:r>
+          </w:p>
+        </w:tc>
+        <w:tc>
+          <w:tcPr>
+            <w:tcW w:type="dxa" w:w="3969"/>
+            <w:vAlign w:val="center"/>
+          </w:tcPr>
+          <w:p>
+            <w:pPr>
+              <w:jc w:val="left"/>
+            </w:pPr>
+            <w:r>
+              <w:rPr>
+                <w:rFonts w:ascii="宋体" w:hAnsi="宋体" w:eastAsia="宋体"/>
+                <w:sz w:val="16"/>
+              </w:rPr>
+              <w:t>AC-G2-FR-020-01—03、022-01—03；RTM：FR-020、022。</w:t>
+            </w:r>
+          </w:p>
+        </w:tc>
+      </w:tr>
+      <w:tr>
+        <w:tc>
+          <w:tcPr>
+            <w:tcW w:type="dxa" w:w="1134"/>
+            <w:vAlign w:val="center"/>
+          </w:tcPr>
+          <w:p>
+            <w:pPr>
+              <w:jc w:val="left"/>
+            </w:pPr>
+            <w:r>
+              <w:rPr>
+                <w:rFonts w:ascii="宋体" w:hAnsi="宋体" w:eastAsia="宋体"/>
+                <w:sz w:val="16"/>
+              </w:rPr>
+              <w:t>G2-RCLR-009</w:t>
+            </w:r>
+          </w:p>
+        </w:tc>
+        <w:tc>
+          <w:tcPr>
+            <w:tcW w:type="dxa" w:w="3969"/>
+            <w:vAlign w:val="center"/>
+          </w:tcPr>
+          <w:p>
+            <w:pPr>
+              <w:jc w:val="left"/>
+            </w:pPr>
+            <w:r>
+              <w:rPr>
+                <w:rFonts w:ascii="宋体" w:hAnsi="宋体" w:eastAsia="宋体"/>
+                <w:sz w:val="16"/>
+              </w:rPr>
+              <w:t>位置过期仅显示最后有效位置，禁止自动调派。SRS：G2-FR-005。</w:t>
+            </w:r>
+          </w:p>
+        </w:tc>
+        <w:tc>
+          <w:tcPr>
+            <w:tcW w:type="dxa" w:w="3969"/>
+            <w:vAlign w:val="center"/>
+          </w:tcPr>
+          <w:p>
+            <w:pPr>
+              <w:jc w:val="left"/>
+            </w:pPr>
+            <w:r>
+              <w:rPr>
+                <w:rFonts w:ascii="宋体" w:hAnsi="宋体" w:eastAsia="宋体"/>
+                <w:sz w:val="16"/>
+              </w:rPr>
+              <w:t>AC-G2-FR-005-01—03；RTM：FR-005。</w:t>
+            </w:r>
+          </w:p>
+        </w:tc>
+      </w:tr>
+      <w:tr>
+        <w:tc>
+          <w:tcPr>
+            <w:tcW w:type="dxa" w:w="1134"/>
+            <w:vAlign w:val="center"/>
+          </w:tcPr>
+          <w:p>
+            <w:pPr>
+              <w:jc w:val="left"/>
+            </w:pPr>
+            <w:r>
+              <w:rPr>
+                <w:rFonts w:ascii="宋体" w:hAnsi="宋体" w:eastAsia="宋体"/>
+                <w:sz w:val="16"/>
+              </w:rPr>
+              <w:t>G2-RCLR-010</w:t>
+            </w:r>
+          </w:p>
+        </w:tc>
+        <w:tc>
+          <w:tcPr>
+            <w:tcW w:type="dxa" w:w="3969"/>
+            <w:vAlign w:val="center"/>
+          </w:tcPr>
+          <w:p>
+            <w:pPr>
+              <w:jc w:val="left"/>
+            </w:pPr>
+            <w:r>
+              <w:rPr>
+                <w:rFonts w:ascii="宋体" w:hAnsi="宋体" w:eastAsia="宋体"/>
+                <w:sz w:val="16"/>
+              </w:rPr>
+              <w:t>附件逻辑删除、审计保留，归档引用受保护。SRS：G2-FR-013、016、021、022。</w:t>
+            </w:r>
+          </w:p>
+        </w:tc>
+        <w:tc>
+          <w:tcPr>
+            <w:tcW w:type="dxa" w:w="3969"/>
+            <w:vAlign w:val="center"/>
+          </w:tcPr>
+          <w:p>
+            <w:pPr>
+              <w:jc w:val="left"/>
+            </w:pPr>
+            <w:r>
+              <w:rPr>
+                <w:rFonts w:ascii="宋体" w:hAnsi="宋体" w:eastAsia="宋体"/>
+                <w:sz w:val="16"/>
+              </w:rPr>
+              <w:t>AC-G2-FR-013-01—03、016-01—03、021-01—03、022-01—03；RTM：FR-013、016、021、022。</w:t>
+            </w:r>
+          </w:p>
+        </w:tc>
+      </w:tr>
+    </w:tbl>
     <w:sectPr>
       <w:footerReference w:type="default" r:id="rId9"/>
       <w:headerReference w:type="default" r:id="rId13"/>
